--- a/Challenge 2/documento relatorio plntda.docx
+++ b/Challenge 2/documento relatorio plntda.docx
@@ -18,6 +18,7 @@
           <w14:ligatures w14:val="none"/>
         </w:rPr>
       </w:pPr>
+      <w:bookmarkStart w:id="0" w:name="_Hlk219135690"/>
       <w:r>
         <w:rPr>
           <w:rFonts w:ascii="Apple Color Emoji" w:eastAsia="Times New Roman" w:hAnsi="Apple Color Emoji" w:cs="Apple Color Emoji"/>
@@ -44,112 +45,60 @@
           <w:lang w:eastAsia="pt-PT"/>
           <w14:ligatures w14:val="none"/>
         </w:rPr>
-        <w:t xml:space="preserve"> Relatório de Projeto: Desenvolvimento de um Sistema de </w:t>
-      </w:r>
-      <w:proofErr w:type="spellStart"/>
-      <w:r>
+        <w:t xml:space="preserve"> Relatório de Projeto: Desenvolvimento de um Sistema de Patching Evolutivo</w:t>
+      </w:r>
+    </w:p>
+    <w:p>
+      <w:pPr>
+        <w:spacing w:before="100" w:beforeAutospacing="1" w:after="100" w:afterAutospacing="1" w:line="240" w:lineRule="auto"/>
+        <w:outlineLvl w:val="1"/>
         <w:rPr>
           <w:rFonts w:ascii="Times New Roman" w:eastAsia="Times New Roman" w:hAnsi="Times New Roman" w:cs="Times New Roman"/>
           <w:b/>
           <w:bCs/>
           <w:color w:val="000000"/>
-          <w:kern w:val="36"/>
-          <w:sz w:val="48"/>
-          <w:szCs w:val="48"/>
-          <w:lang w:eastAsia="pt-PT"/>
-          <w14:ligatures w14:val="none"/>
-        </w:rPr>
-        <w:t>Patching</w:t>
-      </w:r>
-      <w:proofErr w:type="spellEnd"/>
+          <w:kern w:val="0"/>
+          <w:sz w:val="36"/>
+          <w:szCs w:val="36"/>
+          <w:lang w:eastAsia="pt-PT"/>
+          <w14:ligatures w14:val="none"/>
+        </w:rPr>
+      </w:pPr>
       <w:r>
         <w:rPr>
           <w:rFonts w:ascii="Times New Roman" w:eastAsia="Times New Roman" w:hAnsi="Times New Roman" w:cs="Times New Roman"/>
           <w:b/>
           <w:bCs/>
           <w:color w:val="000000"/>
-          <w:kern w:val="36"/>
-          <w:sz w:val="48"/>
-          <w:szCs w:val="48"/>
-          <w:lang w:eastAsia="pt-PT"/>
-          <w14:ligatures w14:val="none"/>
-        </w:rPr>
-        <w:t xml:space="preserve"> Evolutivo</w:t>
+          <w:kern w:val="0"/>
+          <w:sz w:val="36"/>
+          <w:szCs w:val="36"/>
+          <w:lang w:eastAsia="pt-PT"/>
+          <w14:ligatures w14:val="none"/>
+        </w:rPr>
+        <w:t>1. O Conceito Inicial: Risco como Motor de Decisão</w:t>
       </w:r>
     </w:p>
     <w:p>
       <w:pPr>
         <w:spacing w:before="100" w:beforeAutospacing="1" w:after="100" w:afterAutospacing="1" w:line="240" w:lineRule="auto"/>
-        <w:outlineLvl w:val="1"/>
-        <w:rPr>
-          <w:rFonts w:ascii="Times New Roman" w:eastAsia="Times New Roman" w:hAnsi="Times New Roman" w:cs="Times New Roman"/>
-          <w:b/>
-          <w:bCs/>
-          <w:color w:val="000000"/>
-          <w:kern w:val="0"/>
-          <w:sz w:val="36"/>
-          <w:szCs w:val="36"/>
-          <w:lang w:eastAsia="pt-PT"/>
-          <w14:ligatures w14:val="none"/>
-        </w:rPr>
-      </w:pPr>
-      <w:r>
-        <w:rPr>
-          <w:rFonts w:ascii="Times New Roman" w:eastAsia="Times New Roman" w:hAnsi="Times New Roman" w:cs="Times New Roman"/>
-          <w:b/>
-          <w:bCs/>
-          <w:color w:val="000000"/>
-          <w:kern w:val="0"/>
-          <w:sz w:val="36"/>
-          <w:szCs w:val="36"/>
-          <w:lang w:eastAsia="pt-PT"/>
-          <w14:ligatures w14:val="none"/>
-        </w:rPr>
-        <w:t>1. O Conceito Inicial: Risco como Motor de Decisão</w:t>
-      </w:r>
-    </w:p>
-    <w:p>
-      <w:pPr>
-        <w:spacing w:before="100" w:beforeAutospacing="1" w:after="100" w:afterAutospacing="1" w:line="240" w:lineRule="auto"/>
-        <w:rPr>
-          <w:rFonts w:ascii="Times New Roman" w:eastAsia="Times New Roman" w:hAnsi="Times New Roman" w:cs="Times New Roman"/>
-          <w:color w:val="000000"/>
-          <w:kern w:val="0"/>
-          <w:lang w:eastAsia="pt-PT"/>
-          <w14:ligatures w14:val="none"/>
-        </w:rPr>
-      </w:pPr>
-      <w:r>
-        <w:rPr>
-          <w:rFonts w:ascii="Times New Roman" w:eastAsia="Times New Roman" w:hAnsi="Times New Roman" w:cs="Times New Roman"/>
-          <w:color w:val="000000"/>
-          <w:kern w:val="0"/>
-          <w:lang w:eastAsia="pt-PT"/>
-          <w14:ligatures w14:val="none"/>
-        </w:rPr>
-        <w:t>O projeto nasceu da necessidade de priorizar correções de segurança (</w:t>
-      </w:r>
-      <w:proofErr w:type="spellStart"/>
-      <w:r>
-        <w:rPr>
-          <w:rFonts w:ascii="Times New Roman" w:eastAsia="Times New Roman" w:hAnsi="Times New Roman" w:cs="Times New Roman"/>
-          <w:color w:val="000000"/>
-          <w:kern w:val="0"/>
-          <w:lang w:eastAsia="pt-PT"/>
-          <w14:ligatures w14:val="none"/>
-        </w:rPr>
-        <w:t>CVEs</w:t>
-      </w:r>
-      <w:proofErr w:type="spellEnd"/>
-      <w:r>
-        <w:rPr>
-          <w:rFonts w:ascii="Times New Roman" w:eastAsia="Times New Roman" w:hAnsi="Times New Roman" w:cs="Times New Roman"/>
-          <w:color w:val="000000"/>
-          <w:kern w:val="0"/>
-          <w:lang w:eastAsia="pt-PT"/>
-          <w14:ligatures w14:val="none"/>
-        </w:rPr>
-        <w:t>) de forma inteligente.</w:t>
+        <w:rPr>
+          <w:rFonts w:ascii="Times New Roman" w:eastAsia="Times New Roman" w:hAnsi="Times New Roman" w:cs="Times New Roman"/>
+          <w:color w:val="000000"/>
+          <w:kern w:val="0"/>
+          <w:lang w:eastAsia="pt-PT"/>
+          <w14:ligatures w14:val="none"/>
+        </w:rPr>
+      </w:pPr>
+      <w:r>
+        <w:rPr>
+          <w:rFonts w:ascii="Times New Roman" w:eastAsia="Times New Roman" w:hAnsi="Times New Roman" w:cs="Times New Roman"/>
+          <w:color w:val="000000"/>
+          <w:kern w:val="0"/>
+          <w:lang w:eastAsia="pt-PT"/>
+          <w14:ligatures w14:val="none"/>
+        </w:rPr>
+        <w:t>O projeto nasceu da necessidade de priorizar correções de segurança (CVEs) de forma inteligente.</w:t>
       </w:r>
     </w:p>
     <w:p>
@@ -177,59 +126,7 @@
           <w:lang w:eastAsia="pt-PT"/>
           <w14:ligatures w14:val="none"/>
         </w:rPr>
-        <w:t>O Input (</w:t>
-      </w:r>
-      <w:proofErr w:type="spellStart"/>
-      <w:r>
-        <w:rPr>
-          <w:rFonts w:ascii="Times New Roman" w:eastAsia="Times New Roman" w:hAnsi="Times New Roman" w:cs="Times New Roman"/>
-          <w:b/>
-          <w:bCs/>
-          <w:color w:val="000000"/>
-          <w:kern w:val="0"/>
-          <w:lang w:eastAsia="pt-PT"/>
-          <w14:ligatures w14:val="none"/>
-        </w:rPr>
-        <w:t>Machine</w:t>
-      </w:r>
-      <w:proofErr w:type="spellEnd"/>
-      <w:r>
-        <w:rPr>
-          <w:rFonts w:ascii="Times New Roman" w:eastAsia="Times New Roman" w:hAnsi="Times New Roman" w:cs="Times New Roman"/>
-          <w:b/>
-          <w:bCs/>
-          <w:color w:val="000000"/>
-          <w:kern w:val="0"/>
-          <w:lang w:eastAsia="pt-PT"/>
-          <w14:ligatures w14:val="none"/>
-        </w:rPr>
-        <w:t xml:space="preserve"> </w:t>
-      </w:r>
-      <w:proofErr w:type="spellStart"/>
-      <w:r>
-        <w:rPr>
-          <w:rFonts w:ascii="Times New Roman" w:eastAsia="Times New Roman" w:hAnsi="Times New Roman" w:cs="Times New Roman"/>
-          <w:b/>
-          <w:bCs/>
-          <w:color w:val="000000"/>
-          <w:kern w:val="0"/>
-          <w:lang w:eastAsia="pt-PT"/>
-          <w14:ligatures w14:val="none"/>
-        </w:rPr>
-        <w:t>Learning</w:t>
-      </w:r>
-      <w:proofErr w:type="spellEnd"/>
-      <w:r>
-        <w:rPr>
-          <w:rFonts w:ascii="Times New Roman" w:eastAsia="Times New Roman" w:hAnsi="Times New Roman" w:cs="Times New Roman"/>
-          <w:b/>
-          <w:bCs/>
-          <w:color w:val="000000"/>
-          <w:kern w:val="0"/>
-          <w:lang w:eastAsia="pt-PT"/>
-          <w14:ligatures w14:val="none"/>
-        </w:rPr>
-        <w:t>):</w:t>
+        <w:t>O Input (Machine Learning):</w:t>
       </w:r>
       <w:r>
         <w:rPr>
@@ -241,7 +138,6 @@
         </w:rPr>
         <w:t> Em vez de tratar todos os </w:t>
       </w:r>
-      <w:proofErr w:type="spellStart"/>
       <w:r>
         <w:rPr>
           <w:rFonts w:ascii="Times New Roman" w:eastAsia="Times New Roman" w:hAnsi="Times New Roman" w:cs="Times New Roman"/>
@@ -254,7 +150,6 @@
         </w:rPr>
         <w:t>patches</w:t>
       </w:r>
-      <w:proofErr w:type="spellEnd"/>
       <w:r>
         <w:rPr>
           <w:rFonts w:ascii="Times New Roman" w:eastAsia="Times New Roman" w:hAnsi="Times New Roman" w:cs="Times New Roman"/>
@@ -287,7 +182,6 @@
         </w:rPr>
         <w:t> a probabilidade de exploração de um CVE (baseada em </w:t>
       </w:r>
-      <w:proofErr w:type="spellStart"/>
       <w:r>
         <w:rPr>
           <w:rFonts w:ascii="Times New Roman" w:eastAsia="Times New Roman" w:hAnsi="Times New Roman" w:cs="Times New Roman"/>
@@ -298,35 +192,8 @@
           <w:lang w:eastAsia="pt-PT"/>
           <w14:ligatures w14:val="none"/>
         </w:rPr>
-        <w:t>Machine</w:t>
-      </w:r>
-      <w:proofErr w:type="spellEnd"/>
-      <w:r>
-        <w:rPr>
-          <w:rFonts w:ascii="Times New Roman" w:eastAsia="Times New Roman" w:hAnsi="Times New Roman" w:cs="Times New Roman"/>
-          <w:i/>
-          <w:iCs/>
-          <w:color w:val="000000"/>
-          <w:kern w:val="0"/>
-          <w:lang w:eastAsia="pt-PT"/>
-          <w14:ligatures w14:val="none"/>
-        </w:rPr>
-        <w:t xml:space="preserve"> </w:t>
-      </w:r>
-      <w:proofErr w:type="spellStart"/>
-      <w:r>
-        <w:rPr>
-          <w:rFonts w:ascii="Times New Roman" w:eastAsia="Times New Roman" w:hAnsi="Times New Roman" w:cs="Times New Roman"/>
-          <w:i/>
-          <w:iCs/>
-          <w:color w:val="000000"/>
-          <w:kern w:val="0"/>
-          <w:lang w:eastAsia="pt-PT"/>
-          <w14:ligatures w14:val="none"/>
-        </w:rPr>
-        <w:t>Learning</w:t>
-      </w:r>
-      <w:proofErr w:type="spellEnd"/>
+        <w:t>Machine Learning</w:t>
+      </w:r>
       <w:r>
         <w:rPr>
           <w:rFonts w:ascii="Times New Roman" w:eastAsia="Times New Roman" w:hAnsi="Times New Roman" w:cs="Times New Roman"/>
@@ -363,22 +230,8 @@
           <w:lang w:eastAsia="pt-PT"/>
           <w14:ligatures w14:val="none"/>
         </w:rPr>
-        <w:t xml:space="preserve">Do </w:t>
-      </w:r>
-      <w:proofErr w:type="spellStart"/>
-      <w:r>
-        <w:rPr>
-          <w:rFonts w:ascii="Times New Roman" w:eastAsia="Times New Roman" w:hAnsi="Times New Roman" w:cs="Times New Roman"/>
-          <w:b/>
-          <w:bCs/>
-          <w:color w:val="000000"/>
-          <w:kern w:val="0"/>
-          <w:lang w:eastAsia="pt-PT"/>
-          <w14:ligatures w14:val="none"/>
-        </w:rPr>
-        <w:t>dataset</w:t>
-      </w:r>
-      <w:proofErr w:type="spellEnd"/>
+        <w:t>Do dataset</w:t>
+      </w:r>
       <w:r>
         <w:rPr>
           <w:rFonts w:ascii="Times New Roman" w:eastAsia="Times New Roman" w:hAnsi="Times New Roman" w:cs="Times New Roman"/>
@@ -591,31 +444,8 @@
           <w:lang w:eastAsia="pt-PT"/>
           <w14:ligatures w14:val="none"/>
         </w:rPr>
-        <w:t> Representa a camada aplicacional (</w:t>
-      </w:r>
-      <w:proofErr w:type="spellStart"/>
-      <w:r>
-        <w:rPr>
-          <w:rFonts w:ascii="Times New Roman" w:eastAsia="Times New Roman" w:hAnsi="Times New Roman" w:cs="Times New Roman"/>
-          <w:color w:val="000000"/>
-          <w:kern w:val="0"/>
-          <w:lang w:eastAsia="pt-PT"/>
-          <w14:ligatures w14:val="none"/>
-        </w:rPr>
-        <w:t>ex</w:t>
-      </w:r>
-      <w:proofErr w:type="spellEnd"/>
-      <w:r>
-        <w:rPr>
-          <w:rFonts w:ascii="Times New Roman" w:eastAsia="Times New Roman" w:hAnsi="Times New Roman" w:cs="Times New Roman"/>
-          <w:color w:val="000000"/>
-          <w:kern w:val="0"/>
-          <w:lang w:eastAsia="pt-PT"/>
-          <w14:ligatures w14:val="none"/>
-        </w:rPr>
-        <w:t>: "Apache v2.4"). Introduzimos o atributo </w:t>
-      </w:r>
-      <w:proofErr w:type="spellStart"/>
+        <w:t> Representa a camada aplicacional (ex: "Apache v2.4"). Introduzimos o atributo </w:t>
+      </w:r>
       <w:r>
         <w:rPr>
           <w:rFonts w:ascii="Courier New" w:eastAsia="Times New Roman" w:hAnsi="Courier New" w:cs="Courier New"/>
@@ -628,7 +458,6 @@
         </w:rPr>
         <w:t>criticality</w:t>
       </w:r>
-      <w:proofErr w:type="spellEnd"/>
       <w:r>
         <w:rPr>
           <w:rFonts w:ascii="Times New Roman" w:eastAsia="Times New Roman" w:hAnsi="Times New Roman" w:cs="Times New Roman"/>
@@ -677,7 +506,6 @@
         </w:rPr>
         <w:t> A entidade central. Além do SO, possui uma lista de </w:t>
       </w:r>
-      <w:proofErr w:type="spellStart"/>
       <w:r>
         <w:rPr>
           <w:rFonts w:ascii="Courier New" w:eastAsia="Times New Roman" w:hAnsi="Courier New" w:cs="Courier New"/>
@@ -690,7 +518,6 @@
         </w:rPr>
         <w:t>installed_software</w:t>
       </w:r>
-      <w:proofErr w:type="spellEnd"/>
       <w:r>
         <w:rPr>
           <w:rFonts w:ascii="Times New Roman" w:eastAsia="Times New Roman" w:hAnsi="Times New Roman" w:cs="Times New Roman"/>
@@ -701,7 +528,6 @@
         </w:rPr>
         <w:t> e, crucialmente, uma lista de </w:t>
       </w:r>
-      <w:proofErr w:type="spellStart"/>
       <w:r>
         <w:rPr>
           <w:rFonts w:ascii="Courier New" w:eastAsia="Times New Roman" w:hAnsi="Courier New" w:cs="Courier New"/>
@@ -714,7 +540,6 @@
         </w:rPr>
         <w:t>downtime_windows</w:t>
       </w:r>
-      <w:proofErr w:type="spellEnd"/>
       <w:r>
         <w:rPr>
           <w:rFonts w:ascii="Times New Roman" w:eastAsia="Times New Roman" w:hAnsi="Times New Roman" w:cs="Times New Roman"/>
@@ -741,7 +566,6 @@
           <w14:ligatures w14:val="none"/>
         </w:rPr>
       </w:pPr>
-      <w:proofErr w:type="spellStart"/>
       <w:r>
         <w:rPr>
           <w:rFonts w:ascii="Times New Roman" w:eastAsia="Times New Roman" w:hAnsi="Times New Roman" w:cs="Times New Roman"/>
@@ -752,20 +576,7 @@
           <w:lang w:eastAsia="pt-PT"/>
           <w14:ligatures w14:val="none"/>
         </w:rPr>
-        <w:t>Worker</w:t>
-      </w:r>
-      <w:proofErr w:type="spellEnd"/>
-      <w:r>
-        <w:rPr>
-          <w:rFonts w:ascii="Times New Roman" w:eastAsia="Times New Roman" w:hAnsi="Times New Roman" w:cs="Times New Roman"/>
-          <w:b/>
-          <w:bCs/>
-          <w:color w:val="000000"/>
-          <w:kern w:val="0"/>
-          <w:lang w:eastAsia="pt-PT"/>
-          <w14:ligatures w14:val="none"/>
-        </w:rPr>
-        <w:t>:</w:t>
+        <w:t>Worker:</w:t>
       </w:r>
       <w:r>
         <w:rPr>
@@ -777,7 +588,6 @@
         </w:rPr>
         <w:t> Representa os recursos humanos. Para além do horário (</w:t>
       </w:r>
-      <w:proofErr w:type="spellStart"/>
       <w:r>
         <w:rPr>
           <w:rFonts w:ascii="Courier New" w:eastAsia="Times New Roman" w:hAnsi="Courier New" w:cs="Courier New"/>
@@ -790,7 +600,6 @@
         </w:rPr>
         <w:t>weekly_shifts</w:t>
       </w:r>
-      <w:proofErr w:type="spellEnd"/>
       <w:r>
         <w:rPr>
           <w:rFonts w:ascii="Times New Roman" w:eastAsia="Times New Roman" w:hAnsi="Times New Roman" w:cs="Times New Roman"/>
@@ -801,7 +610,6 @@
         </w:rPr>
         <w:t>), implementámos uma lista dinâmica </w:t>
       </w:r>
-      <w:proofErr w:type="spellStart"/>
       <w:r>
         <w:rPr>
           <w:rFonts w:ascii="Courier New" w:eastAsia="Times New Roman" w:hAnsi="Courier New" w:cs="Courier New"/>
@@ -814,7 +622,6 @@
         </w:rPr>
         <w:t>authorized_server_ids</w:t>
       </w:r>
-      <w:proofErr w:type="spellEnd"/>
       <w:r>
         <w:rPr>
           <w:rFonts w:ascii="Times New Roman" w:eastAsia="Times New Roman" w:hAnsi="Times New Roman" w:cs="Times New Roman"/>
@@ -825,7 +632,6 @@
         </w:rPr>
         <w:t>. Isto significa que o técnico não tem apenas </w:t>
       </w:r>
-      <w:proofErr w:type="spellStart"/>
       <w:r>
         <w:rPr>
           <w:rFonts w:ascii="Times New Roman" w:eastAsia="Times New Roman" w:hAnsi="Times New Roman" w:cs="Times New Roman"/>
@@ -838,7 +644,6 @@
         </w:rPr>
         <w:t>skills</w:t>
       </w:r>
-      <w:proofErr w:type="spellEnd"/>
       <w:r>
         <w:rPr>
           <w:rFonts w:ascii="Times New Roman" w:eastAsia="Times New Roman" w:hAnsi="Times New Roman" w:cs="Times New Roman"/>
@@ -885,31 +690,8 @@
           <w:lang w:eastAsia="pt-PT"/>
           <w14:ligatures w14:val="none"/>
         </w:rPr>
-        <w:t xml:space="preserve"> A vulnerabilidade em si, contendo a informação do </w:t>
-      </w:r>
-      <w:proofErr w:type="spellStart"/>
-      <w:r>
-        <w:rPr>
-          <w:rFonts w:ascii="Times New Roman" w:eastAsia="Times New Roman" w:hAnsi="Times New Roman" w:cs="Times New Roman"/>
-          <w:color w:val="000000"/>
-          <w:kern w:val="0"/>
-          <w:lang w:eastAsia="pt-PT"/>
-          <w14:ligatures w14:val="none"/>
-        </w:rPr>
-        <w:t>dataset</w:t>
-      </w:r>
-      <w:proofErr w:type="spellEnd"/>
-      <w:r>
-        <w:rPr>
-          <w:rFonts w:ascii="Times New Roman" w:eastAsia="Times New Roman" w:hAnsi="Times New Roman" w:cs="Times New Roman"/>
-          <w:color w:val="000000"/>
-          <w:kern w:val="0"/>
-          <w:lang w:eastAsia="pt-PT"/>
-          <w14:ligatures w14:val="none"/>
-        </w:rPr>
-        <w:t xml:space="preserve"> (do ML) e os requisitos operacionais (</w:t>
-      </w:r>
-      <w:proofErr w:type="spellStart"/>
+        <w:t> A vulnerabilidade em si, contendo a informação do dataset (do ML) e os requisitos operacionais (</w:t>
+      </w:r>
       <w:r>
         <w:rPr>
           <w:rFonts w:ascii="Courier New" w:eastAsia="Times New Roman" w:hAnsi="Courier New" w:cs="Courier New"/>
@@ -922,7 +704,6 @@
         </w:rPr>
         <w:t>operators_required</w:t>
       </w:r>
-      <w:proofErr w:type="spellEnd"/>
       <w:r>
         <w:rPr>
           <w:rFonts w:ascii="Times New Roman" w:eastAsia="Times New Roman" w:hAnsi="Times New Roman" w:cs="Times New Roman"/>
@@ -963,67 +744,7 @@
           <w14:ligatures w14:val="none"/>
         </w:rPr>
         <w:lastRenderedPageBreak/>
-        <w:t>2.2. A Transição para "</w:t>
-      </w:r>
-      <w:proofErr w:type="spellStart"/>
-      <w:r>
-        <w:rPr>
-          <w:rFonts w:ascii="Times New Roman" w:eastAsia="Times New Roman" w:hAnsi="Times New Roman" w:cs="Times New Roman"/>
-          <w:b/>
-          <w:bCs/>
-          <w:color w:val="000000"/>
-          <w:kern w:val="0"/>
-          <w:sz w:val="27"/>
-          <w:szCs w:val="27"/>
-          <w:lang w:eastAsia="pt-PT"/>
-          <w14:ligatures w14:val="none"/>
-        </w:rPr>
-        <w:t>Big</w:t>
-      </w:r>
-      <w:proofErr w:type="spellEnd"/>
-      <w:r>
-        <w:rPr>
-          <w:rFonts w:ascii="Times New Roman" w:eastAsia="Times New Roman" w:hAnsi="Times New Roman" w:cs="Times New Roman"/>
-          <w:b/>
-          <w:bCs/>
-          <w:color w:val="000000"/>
-          <w:kern w:val="0"/>
-          <w:sz w:val="27"/>
-          <w:szCs w:val="27"/>
-          <w:lang w:eastAsia="pt-PT"/>
-          <w14:ligatures w14:val="none"/>
-        </w:rPr>
-        <w:t xml:space="preserve"> Data" (</w:t>
-      </w:r>
-      <w:proofErr w:type="spellStart"/>
-      <w:r>
-        <w:rPr>
-          <w:rFonts w:ascii="Times New Roman" w:eastAsia="Times New Roman" w:hAnsi="Times New Roman" w:cs="Times New Roman"/>
-          <w:b/>
-          <w:bCs/>
-          <w:color w:val="000000"/>
-          <w:kern w:val="0"/>
-          <w:sz w:val="27"/>
-          <w:szCs w:val="27"/>
-          <w:lang w:eastAsia="pt-PT"/>
-          <w14:ligatures w14:val="none"/>
-        </w:rPr>
-        <w:t>CSVs</w:t>
-      </w:r>
-      <w:proofErr w:type="spellEnd"/>
-      <w:r>
-        <w:rPr>
-          <w:rFonts w:ascii="Times New Roman" w:eastAsia="Times New Roman" w:hAnsi="Times New Roman" w:cs="Times New Roman"/>
-          <w:b/>
-          <w:bCs/>
-          <w:color w:val="000000"/>
-          <w:kern w:val="0"/>
-          <w:sz w:val="27"/>
-          <w:szCs w:val="27"/>
-          <w:lang w:eastAsia="pt-PT"/>
-          <w14:ligatures w14:val="none"/>
-        </w:rPr>
-        <w:t xml:space="preserve"> e Geradores)</w:t>
+        <w:t>2.2. A Transição para "Big Data" (CSVs e Geradores)</w:t>
       </w:r>
     </w:p>
     <w:p>
@@ -1267,7 +988,6 @@
         </w:rPr>
         <w:t> Define as características físicas (SO) e o RTO (</w:t>
       </w:r>
-      <w:proofErr w:type="spellStart"/>
       <w:r>
         <w:rPr>
           <w:rFonts w:ascii="Times New Roman" w:eastAsia="Times New Roman" w:hAnsi="Times New Roman" w:cs="Times New Roman"/>
@@ -1278,35 +998,8 @@
           <w:lang w:eastAsia="pt-PT"/>
           <w14:ligatures w14:val="none"/>
         </w:rPr>
-        <w:t>Recovery</w:t>
-      </w:r>
-      <w:proofErr w:type="spellEnd"/>
-      <w:r>
-        <w:rPr>
-          <w:rFonts w:ascii="Times New Roman" w:eastAsia="Times New Roman" w:hAnsi="Times New Roman" w:cs="Times New Roman"/>
-          <w:i/>
-          <w:iCs/>
-          <w:color w:val="000000"/>
-          <w:kern w:val="0"/>
-          <w:lang w:eastAsia="pt-PT"/>
-          <w14:ligatures w14:val="none"/>
-        </w:rPr>
-        <w:t xml:space="preserve"> Time </w:t>
-      </w:r>
-      <w:proofErr w:type="spellStart"/>
-      <w:r>
-        <w:rPr>
-          <w:rFonts w:ascii="Times New Roman" w:eastAsia="Times New Roman" w:hAnsi="Times New Roman" w:cs="Times New Roman"/>
-          <w:i/>
-          <w:iCs/>
-          <w:color w:val="000000"/>
-          <w:kern w:val="0"/>
-          <w:lang w:eastAsia="pt-PT"/>
-          <w14:ligatures w14:val="none"/>
-        </w:rPr>
-        <w:t>Objective</w:t>
-      </w:r>
-      <w:proofErr w:type="spellEnd"/>
+        <w:t>Recovery Time Objective</w:t>
+      </w:r>
       <w:r>
         <w:rPr>
           <w:rFonts w:ascii="Times New Roman" w:eastAsia="Times New Roman" w:hAnsi="Times New Roman" w:cs="Times New Roman"/>
@@ -1353,51 +1046,7 @@
           <w:lang w:eastAsia="pt-PT"/>
           <w14:ligatures w14:val="none"/>
         </w:rPr>
-        <w:t xml:space="preserve"> Contém as "Hard </w:t>
-      </w:r>
-      <w:proofErr w:type="spellStart"/>
-      <w:r>
-        <w:rPr>
-          <w:rFonts w:ascii="Times New Roman" w:eastAsia="Times New Roman" w:hAnsi="Times New Roman" w:cs="Times New Roman"/>
-          <w:color w:val="000000"/>
-          <w:kern w:val="0"/>
-          <w:lang w:eastAsia="pt-PT"/>
-          <w14:ligatures w14:val="none"/>
-        </w:rPr>
-        <w:t>Constraints</w:t>
-      </w:r>
-      <w:proofErr w:type="spellEnd"/>
-      <w:r>
-        <w:rPr>
-          <w:rFonts w:ascii="Times New Roman" w:eastAsia="Times New Roman" w:hAnsi="Times New Roman" w:cs="Times New Roman"/>
-          <w:color w:val="000000"/>
-          <w:kern w:val="0"/>
-          <w:lang w:eastAsia="pt-PT"/>
-          <w14:ligatures w14:val="none"/>
-        </w:rPr>
-        <w:t>" de horário (</w:t>
-      </w:r>
-      <w:proofErr w:type="spellStart"/>
-      <w:r>
-        <w:rPr>
-          <w:rFonts w:ascii="Times New Roman" w:eastAsia="Times New Roman" w:hAnsi="Times New Roman" w:cs="Times New Roman"/>
-          <w:color w:val="000000"/>
-          <w:kern w:val="0"/>
-          <w:lang w:eastAsia="pt-PT"/>
-          <w14:ligatures w14:val="none"/>
-        </w:rPr>
-        <w:t>ex</w:t>
-      </w:r>
-      <w:proofErr w:type="spellEnd"/>
-      <w:r>
-        <w:rPr>
-          <w:rFonts w:ascii="Times New Roman" w:eastAsia="Times New Roman" w:hAnsi="Times New Roman" w:cs="Times New Roman"/>
-          <w:color w:val="000000"/>
-          <w:kern w:val="0"/>
-          <w:lang w:eastAsia="pt-PT"/>
-          <w14:ligatures w14:val="none"/>
-        </w:rPr>
-        <w:t>: Servidor X só pode parar à terça-feira das 02h às 04h).</w:t>
+        <w:t> Contém as "Hard Constraints" de horário (ex: Servidor X só pode parar à terça-feira das 02h às 04h).</w:t>
       </w:r>
     </w:p>
     <w:p>
@@ -1435,29 +1084,7 @@
           <w:lang w:eastAsia="pt-PT"/>
           <w14:ligatures w14:val="none"/>
         </w:rPr>
-        <w:t> Define a equipa, incluindo turnos complexos, pausas de almoço e estatuto de "</w:t>
-      </w:r>
-      <w:proofErr w:type="spellStart"/>
-      <w:r>
-        <w:rPr>
-          <w:rFonts w:ascii="Times New Roman" w:eastAsia="Times New Roman" w:hAnsi="Times New Roman" w:cs="Times New Roman"/>
-          <w:color w:val="000000"/>
-          <w:kern w:val="0"/>
-          <w:lang w:eastAsia="pt-PT"/>
-          <w14:ligatures w14:val="none"/>
-        </w:rPr>
-        <w:t>On-Call</w:t>
-      </w:r>
-      <w:proofErr w:type="spellEnd"/>
-      <w:r>
-        <w:rPr>
-          <w:rFonts w:ascii="Times New Roman" w:eastAsia="Times New Roman" w:hAnsi="Times New Roman" w:cs="Times New Roman"/>
-          <w:color w:val="000000"/>
-          <w:kern w:val="0"/>
-          <w:lang w:eastAsia="pt-PT"/>
-          <w14:ligatures w14:val="none"/>
-        </w:rPr>
-        <w:t>".</w:t>
+        <w:t> Define a equipa, incluindo turnos complexos, pausas de almoço e estatuto de "On-Call".</w:t>
       </w:r>
     </w:p>
     <w:p>
@@ -1495,51 +1122,7 @@
           <w:lang w:eastAsia="pt-PT"/>
           <w14:ligatures w14:val="none"/>
         </w:rPr>
-        <w:t xml:space="preserve"> Informação proveniente do </w:t>
-      </w:r>
-      <w:proofErr w:type="spellStart"/>
-      <w:r>
-        <w:rPr>
-          <w:rFonts w:ascii="Times New Roman" w:eastAsia="Times New Roman" w:hAnsi="Times New Roman" w:cs="Times New Roman"/>
-          <w:color w:val="000000"/>
-          <w:kern w:val="0"/>
-          <w:lang w:eastAsia="pt-PT"/>
-          <w14:ligatures w14:val="none"/>
-        </w:rPr>
-        <w:t>dataset</w:t>
-      </w:r>
-      <w:proofErr w:type="spellEnd"/>
-      <w:r>
-        <w:rPr>
-          <w:rFonts w:ascii="Times New Roman" w:eastAsia="Times New Roman" w:hAnsi="Times New Roman" w:cs="Times New Roman"/>
-          <w:color w:val="000000"/>
-          <w:kern w:val="0"/>
-          <w:lang w:eastAsia="pt-PT"/>
-          <w14:ligatures w14:val="none"/>
-        </w:rPr>
-        <w:t xml:space="preserve"> (ML) e os requisitos operacionais para aplicar o </w:t>
-      </w:r>
-      <w:proofErr w:type="spellStart"/>
-      <w:r>
-        <w:rPr>
-          <w:rFonts w:ascii="Times New Roman" w:eastAsia="Times New Roman" w:hAnsi="Times New Roman" w:cs="Times New Roman"/>
-          <w:color w:val="000000"/>
-          <w:kern w:val="0"/>
-          <w:lang w:eastAsia="pt-PT"/>
-          <w14:ligatures w14:val="none"/>
-        </w:rPr>
-        <w:t>patch</w:t>
-      </w:r>
-      <w:proofErr w:type="spellEnd"/>
-      <w:r>
-        <w:rPr>
-          <w:rFonts w:ascii="Times New Roman" w:eastAsia="Times New Roman" w:hAnsi="Times New Roman" w:cs="Times New Roman"/>
-          <w:color w:val="000000"/>
-          <w:kern w:val="0"/>
-          <w:lang w:eastAsia="pt-PT"/>
-          <w14:ligatures w14:val="none"/>
-        </w:rPr>
-        <w:t>.</w:t>
+        <w:t> Informação proveniente do dataset (ML) e os requisitos operacionais para aplicar o patch.</w:t>
       </w:r>
     </w:p>
     <w:p>
@@ -1642,29 +1225,7 @@
           <w:lang w:eastAsia="pt-PT"/>
           <w14:ligatures w14:val="none"/>
         </w:rPr>
-        <w:t xml:space="preserve">). Este script gera uma infraestrutura </w:t>
-      </w:r>
-      <w:proofErr w:type="gramStart"/>
-      <w:r>
-        <w:rPr>
-          <w:rFonts w:ascii="Times New Roman" w:eastAsia="Times New Roman" w:hAnsi="Times New Roman" w:cs="Times New Roman"/>
-          <w:color w:val="000000"/>
-          <w:kern w:val="0"/>
-          <w:lang w:eastAsia="pt-PT"/>
-          <w14:ligatures w14:val="none"/>
-        </w:rPr>
-        <w:t>sintética</w:t>
-      </w:r>
-      <w:proofErr w:type="gramEnd"/>
-      <w:r>
-        <w:rPr>
-          <w:rFonts w:ascii="Times New Roman" w:eastAsia="Times New Roman" w:hAnsi="Times New Roman" w:cs="Times New Roman"/>
-          <w:color w:val="000000"/>
-          <w:kern w:val="0"/>
-          <w:lang w:eastAsia="pt-PT"/>
-          <w14:ligatures w14:val="none"/>
-        </w:rPr>
-        <w:t xml:space="preserve"> mas coerente, garantindo por exemplo que:</w:t>
+        <w:t>). Este script gera uma infraestrutura sintética mas coerente, garantindo por exemplo que:</w:t>
       </w:r>
     </w:p>
     <w:p>
@@ -1800,7 +1361,6 @@
         </w:rPr>
         <w:t>Existe uma distribuição realista de </w:t>
       </w:r>
-      <w:proofErr w:type="spellStart"/>
       <w:r>
         <w:rPr>
           <w:rFonts w:ascii="Times New Roman" w:eastAsia="Times New Roman" w:hAnsi="Times New Roman" w:cs="Times New Roman"/>
@@ -1813,38 +1373,15 @@
         </w:rPr>
         <w:t>skills</w:t>
       </w:r>
-      <w:proofErr w:type="spellEnd"/>
-      <w:r>
-        <w:rPr>
-          <w:rFonts w:ascii="Times New Roman" w:eastAsia="Times New Roman" w:hAnsi="Times New Roman" w:cs="Times New Roman"/>
-          <w:color w:val="000000"/>
-          <w:kern w:val="0"/>
-          <w:lang w:eastAsia="pt-PT"/>
-          <w14:ligatures w14:val="none"/>
-        </w:rPr>
-        <w:t xml:space="preserve"> (muitos Juniores e </w:t>
-      </w:r>
-      <w:proofErr w:type="spellStart"/>
-      <w:r>
-        <w:rPr>
-          <w:rFonts w:ascii="Times New Roman" w:eastAsia="Times New Roman" w:hAnsi="Times New Roman" w:cs="Times New Roman"/>
-          <w:color w:val="000000"/>
-          <w:kern w:val="0"/>
-          <w:lang w:eastAsia="pt-PT"/>
-          <w14:ligatures w14:val="none"/>
-        </w:rPr>
-        <w:t>Mids</w:t>
-      </w:r>
-      <w:proofErr w:type="spellEnd"/>
-      <w:r>
-        <w:rPr>
-          <w:rFonts w:ascii="Times New Roman" w:eastAsia="Times New Roman" w:hAnsi="Times New Roman" w:cs="Times New Roman"/>
-          <w:color w:val="000000"/>
-          <w:kern w:val="0"/>
-          <w:lang w:eastAsia="pt-PT"/>
-          <w14:ligatures w14:val="none"/>
-        </w:rPr>
-        <w:t xml:space="preserve"> e poucos Seniores).</w:t>
+      <w:r>
+        <w:rPr>
+          <w:rFonts w:ascii="Times New Roman" w:eastAsia="Times New Roman" w:hAnsi="Times New Roman" w:cs="Times New Roman"/>
+          <w:color w:val="000000"/>
+          <w:kern w:val="0"/>
+          <w:lang w:eastAsia="pt-PT"/>
+          <w14:ligatures w14:val="none"/>
+        </w:rPr>
+        <w:t> (muitos Juniores e Mids e poucos Seniores).</w:t>
       </w:r>
     </w:p>
     <w:p>
@@ -1885,18 +1422,8 @@
           <w:noProof/>
           <w:kern w:val="0"/>
           <w:lang w:eastAsia="pt-PT"/>
-          <w14:ligatures w14:val="none"/>
-        </w:rPr>
-      </w:r>
-      <w:r>
-        <w:rPr>
-          <w:rFonts w:ascii="Times New Roman" w:eastAsia="Times New Roman" w:hAnsi="Times New Roman" w:cs="Times New Roman"/>
-          <w:noProof/>
-          <w:kern w:val="0"/>
-          <w:lang w:eastAsia="pt-PT"/>
-          <w14:ligatures w14:val="none"/>
-        </w:rPr>
-        <w:pict w14:anchorId="2F2075E8">
+        </w:rPr>
+        <w:pict w14:anchorId="1B09D524">
           <v:rect id="_x0000_i1025" alt="" style="width:425.2pt;height:.05pt;mso-width-percent:0;mso-height-percent:0;mso-width-percent:0;mso-height-percent:0" o:hralign="center" o:hrstd="t" o:hr="t" fillcolor="#a0a0a0" stroked="f"/>
         </w:pict>
       </w:r>
@@ -2019,7 +1546,6 @@
         </w:rPr>
         <w:t> Implementámos a função </w:t>
       </w:r>
-      <w:proofErr w:type="spellStart"/>
       <w:r>
         <w:rPr>
           <w:rFonts w:ascii="Courier New" w:eastAsia="Times New Roman" w:hAnsi="Courier New" w:cs="Courier New"/>
@@ -2032,7 +1558,6 @@
         </w:rPr>
         <w:t>calculate_priority</w:t>
       </w:r>
-      <w:proofErr w:type="spellEnd"/>
       <w:r>
         <w:rPr>
           <w:rFonts w:ascii="Times New Roman" w:eastAsia="Times New Roman" w:hAnsi="Times New Roman" w:cs="Times New Roman"/>
@@ -2127,33 +1652,7 @@
           <w:lang w:eastAsia="pt-PT"/>
           <w14:ligatures w14:val="none"/>
         </w:rPr>
-        <w:t>30% Negócio (</w:t>
-      </w:r>
-      <w:proofErr w:type="spellStart"/>
-      <w:r>
-        <w:rPr>
-          <w:rFonts w:ascii="Times New Roman" w:eastAsia="Times New Roman" w:hAnsi="Times New Roman" w:cs="Times New Roman"/>
-          <w:b/>
-          <w:bCs/>
-          <w:color w:val="000000"/>
-          <w:kern w:val="0"/>
-          <w:lang w:eastAsia="pt-PT"/>
-          <w14:ligatures w14:val="none"/>
-        </w:rPr>
-        <w:t>Criticality</w:t>
-      </w:r>
-      <w:proofErr w:type="spellEnd"/>
-      <w:r>
-        <w:rPr>
-          <w:rFonts w:ascii="Times New Roman" w:eastAsia="Times New Roman" w:hAnsi="Times New Roman" w:cs="Times New Roman"/>
-          <w:b/>
-          <w:bCs/>
-          <w:color w:val="000000"/>
-          <w:kern w:val="0"/>
-          <w:lang w:eastAsia="pt-PT"/>
-          <w14:ligatures w14:val="none"/>
-        </w:rPr>
-        <w:t>):</w:t>
+        <w:t>30% Negócio (Criticality):</w:t>
       </w:r>
       <w:r>
         <w:rPr>
@@ -2260,31 +1759,8 @@
           <w:lang w:eastAsia="pt-PT"/>
           <w14:ligatures w14:val="none"/>
         </w:rPr>
-        <w:t xml:space="preserve"> Centralizámos a duração dos </w:t>
-      </w:r>
-      <w:proofErr w:type="spellStart"/>
-      <w:r>
-        <w:rPr>
-          <w:rFonts w:ascii="Times New Roman" w:eastAsia="Times New Roman" w:hAnsi="Times New Roman" w:cs="Times New Roman"/>
-          <w:color w:val="000000"/>
-          <w:kern w:val="0"/>
-          <w:lang w:eastAsia="pt-PT"/>
-          <w14:ligatures w14:val="none"/>
-        </w:rPr>
-        <w:t>patches</w:t>
-      </w:r>
-      <w:proofErr w:type="spellEnd"/>
-      <w:r>
-        <w:rPr>
-          <w:rFonts w:ascii="Times New Roman" w:eastAsia="Times New Roman" w:hAnsi="Times New Roman" w:cs="Times New Roman"/>
-          <w:color w:val="000000"/>
-          <w:kern w:val="0"/>
-          <w:lang w:eastAsia="pt-PT"/>
-          <w14:ligatures w14:val="none"/>
-        </w:rPr>
-        <w:t xml:space="preserve"> em </w:t>
-      </w:r>
-      <w:proofErr w:type="spellStart"/>
+        <w:t> Centralizámos a duração dos patches em </w:t>
+      </w:r>
       <w:r>
         <w:rPr>
           <w:rFonts w:ascii="Courier New" w:eastAsia="Times New Roman" w:hAnsi="Courier New" w:cs="Courier New"/>
@@ -2297,38 +1773,15 @@
         </w:rPr>
         <w:t>get_patch_duration</w:t>
       </w:r>
-      <w:proofErr w:type="spellEnd"/>
-      <w:r>
-        <w:rPr>
-          <w:rFonts w:ascii="Times New Roman" w:eastAsia="Times New Roman" w:hAnsi="Times New Roman" w:cs="Times New Roman"/>
-          <w:color w:val="000000"/>
-          <w:kern w:val="0"/>
-          <w:lang w:eastAsia="pt-PT"/>
-          <w14:ligatures w14:val="none"/>
-        </w:rPr>
-        <w:t xml:space="preserve">. Tarefas críticas requerem 4 horas, enquanto as de baixa severidade requerem apenas 1 hora. Esta estandardização foi vital para a validação automática do cumprimento dos </w:t>
-      </w:r>
-      <w:proofErr w:type="spellStart"/>
-      <w:r>
-        <w:rPr>
-          <w:rFonts w:ascii="Times New Roman" w:eastAsia="Times New Roman" w:hAnsi="Times New Roman" w:cs="Times New Roman"/>
-          <w:color w:val="000000"/>
-          <w:kern w:val="0"/>
-          <w:lang w:eastAsia="pt-PT"/>
-          <w14:ligatures w14:val="none"/>
-        </w:rPr>
-        <w:t>RTOs</w:t>
-      </w:r>
-      <w:proofErr w:type="spellEnd"/>
-      <w:r>
-        <w:rPr>
-          <w:rFonts w:ascii="Times New Roman" w:eastAsia="Times New Roman" w:hAnsi="Times New Roman" w:cs="Times New Roman"/>
-          <w:color w:val="000000"/>
-          <w:kern w:val="0"/>
-          <w:lang w:eastAsia="pt-PT"/>
-          <w14:ligatures w14:val="none"/>
-        </w:rPr>
-        <w:t>.</w:t>
+      <w:r>
+        <w:rPr>
+          <w:rFonts w:ascii="Times New Roman" w:eastAsia="Times New Roman" w:hAnsi="Times New Roman" w:cs="Times New Roman"/>
+          <w:color w:val="000000"/>
+          <w:kern w:val="0"/>
+          <w:lang w:eastAsia="pt-PT"/>
+          <w14:ligatures w14:val="none"/>
+        </w:rPr>
+        <w:t>. Tarefas críticas requerem 4 horas, enquanto as de baixa severidade requerem apenas 1 hora. Esta estandardização foi vital para a validação automática do cumprimento dos RTOs.</w:t>
       </w:r>
     </w:p>
     <w:p>
@@ -2357,6 +1810,7 @@
       <w:r>
         <w:rPr>
           <w:rFonts w:ascii="Times New Roman" w:eastAsia="Times New Roman" w:hAnsi="Times New Roman" w:cs="Times New Roman"/>
+          <w:noProof/>
           <w:color w:val="000000"/>
           <w:kern w:val="0"/>
           <w:lang w:eastAsia="pt-PT"/>
@@ -2489,7 +1943,6 @@
         </w:rPr>
         <w:t> Num ambiente </w:t>
       </w:r>
-      <w:proofErr w:type="spellStart"/>
       <w:r>
         <w:rPr>
           <w:rFonts w:ascii="Times New Roman" w:eastAsia="Times New Roman" w:hAnsi="Times New Roman" w:cs="Times New Roman"/>
@@ -2502,7 +1955,6 @@
         </w:rPr>
         <w:t>Enterprise</w:t>
       </w:r>
-      <w:proofErr w:type="spellEnd"/>
       <w:r>
         <w:rPr>
           <w:rFonts w:ascii="Times New Roman" w:eastAsia="Times New Roman" w:hAnsi="Times New Roman" w:cs="Times New Roman"/>
@@ -2513,7 +1965,6 @@
         </w:rPr>
         <w:t>, não se pode aplicar um </w:t>
       </w:r>
-      <w:proofErr w:type="spellStart"/>
       <w:r>
         <w:rPr>
           <w:rFonts w:ascii="Times New Roman" w:eastAsia="Times New Roman" w:hAnsi="Times New Roman" w:cs="Times New Roman"/>
@@ -2526,7 +1977,6 @@
         </w:rPr>
         <w:t>patch</w:t>
       </w:r>
-      <w:proofErr w:type="spellEnd"/>
       <w:r>
         <w:rPr>
           <w:rFonts w:ascii="Times New Roman" w:eastAsia="Times New Roman" w:hAnsi="Times New Roman" w:cs="Times New Roman"/>
@@ -2565,7 +2015,6 @@
         </w:rPr>
         <w:t>A Implementação (</w:t>
       </w:r>
-      <w:proofErr w:type="spellStart"/>
       <w:r>
         <w:rPr>
           <w:rFonts w:ascii="Courier New" w:eastAsia="Times New Roman" w:hAnsi="Courier New" w:cs="Courier New"/>
@@ -2580,7 +2029,6 @@
         </w:rPr>
         <w:t>chain_id</w:t>
       </w:r>
-      <w:proofErr w:type="spellEnd"/>
       <w:r>
         <w:rPr>
           <w:rFonts w:ascii="Times New Roman" w:eastAsia="Times New Roman" w:hAnsi="Times New Roman" w:cs="Times New Roman"/>
@@ -2661,29 +2109,7 @@
           <w:lang w:eastAsia="pt-PT"/>
           <w14:ligatures w14:val="none"/>
         </w:rPr>
-        <w:t>, o agendamento de uma etapa (</w:t>
-      </w:r>
-      <w:proofErr w:type="spellStart"/>
-      <w:r>
-        <w:rPr>
-          <w:rFonts w:ascii="Times New Roman" w:eastAsia="Times New Roman" w:hAnsi="Times New Roman" w:cs="Times New Roman"/>
-          <w:color w:val="000000"/>
-          <w:kern w:val="0"/>
-          <w:lang w:eastAsia="pt-PT"/>
-          <w14:ligatures w14:val="none"/>
-        </w:rPr>
-        <w:t>ex</w:t>
-      </w:r>
-      <w:proofErr w:type="spellEnd"/>
-      <w:r>
-        <w:rPr>
-          <w:rFonts w:ascii="Times New Roman" w:eastAsia="Times New Roman" w:hAnsi="Times New Roman" w:cs="Times New Roman"/>
-          <w:color w:val="000000"/>
-          <w:kern w:val="0"/>
-          <w:lang w:eastAsia="pt-PT"/>
-          <w14:ligatures w14:val="none"/>
-        </w:rPr>
-        <w:t>: PROD) fica condicionado à conclusão com sucesso da etapa anterior (UAT). Isto criou uma dependência temporal rígida que reduziu drasticamente o espaço de soluções válidas, desafiando a capacidade de resolução do algoritmo.</w:t>
+        <w:t>, o agendamento de uma etapa (ex: PROD) fica condicionado à conclusão com sucesso da etapa anterior (UAT). Isto criou uma dependência temporal rígida que reduziu drasticamente o espaço de soluções válidas, desafiando a capacidade de resolução do algoritmo.</w:t>
       </w:r>
     </w:p>
     <w:p>
@@ -2824,85 +2250,7 @@
           <w:lang w:eastAsia="pt-PT"/>
           <w14:ligatures w14:val="none"/>
         </w:rPr>
-        <w:t xml:space="preserve">O </w:t>
-      </w:r>
-      <w:proofErr w:type="spellStart"/>
-      <w:r>
-        <w:rPr>
-          <w:rFonts w:ascii="Times New Roman" w:eastAsia="Times New Roman" w:hAnsi="Times New Roman" w:cs="Times New Roman"/>
-          <w:b/>
-          <w:bCs/>
-          <w:color w:val="000000"/>
-          <w:kern w:val="0"/>
-          <w:lang w:eastAsia="pt-PT"/>
-          <w14:ligatures w14:val="none"/>
-        </w:rPr>
-        <w:t>Decoder</w:t>
-      </w:r>
-      <w:proofErr w:type="spellEnd"/>
-      <w:r>
-        <w:rPr>
-          <w:rFonts w:ascii="Times New Roman" w:eastAsia="Times New Roman" w:hAnsi="Times New Roman" w:cs="Times New Roman"/>
-          <w:b/>
-          <w:bCs/>
-          <w:color w:val="000000"/>
-          <w:kern w:val="0"/>
-          <w:lang w:eastAsia="pt-PT"/>
-          <w14:ligatures w14:val="none"/>
-        </w:rPr>
-        <w:t xml:space="preserve"> (Determinístico - </w:t>
-      </w:r>
-      <w:proofErr w:type="spellStart"/>
-      <w:r>
-        <w:rPr>
-          <w:rFonts w:ascii="Times New Roman" w:eastAsia="Times New Roman" w:hAnsi="Times New Roman" w:cs="Times New Roman"/>
-          <w:b/>
-          <w:bCs/>
-          <w:color w:val="000000"/>
-          <w:kern w:val="0"/>
-          <w:lang w:eastAsia="pt-PT"/>
-          <w14:ligatures w14:val="none"/>
-        </w:rPr>
-        <w:t>Best</w:t>
-      </w:r>
-      <w:proofErr w:type="spellEnd"/>
-      <w:r>
-        <w:rPr>
-          <w:rFonts w:ascii="Times New Roman" w:eastAsia="Times New Roman" w:hAnsi="Times New Roman" w:cs="Times New Roman"/>
-          <w:b/>
-          <w:bCs/>
-          <w:color w:val="000000"/>
-          <w:kern w:val="0"/>
-          <w:lang w:eastAsia="pt-PT"/>
-          <w14:ligatures w14:val="none"/>
-        </w:rPr>
-        <w:t xml:space="preserve"> </w:t>
-      </w:r>
-      <w:proofErr w:type="spellStart"/>
-      <w:r>
-        <w:rPr>
-          <w:rFonts w:ascii="Times New Roman" w:eastAsia="Times New Roman" w:hAnsi="Times New Roman" w:cs="Times New Roman"/>
-          <w:b/>
-          <w:bCs/>
-          <w:color w:val="000000"/>
-          <w:kern w:val="0"/>
-          <w:lang w:eastAsia="pt-PT"/>
-          <w14:ligatures w14:val="none"/>
-        </w:rPr>
-        <w:t>Fit</w:t>
-      </w:r>
-      <w:proofErr w:type="spellEnd"/>
-      <w:r>
-        <w:rPr>
-          <w:rFonts w:ascii="Times New Roman" w:eastAsia="Times New Roman" w:hAnsi="Times New Roman" w:cs="Times New Roman"/>
-          <w:b/>
-          <w:bCs/>
-          <w:color w:val="000000"/>
-          <w:kern w:val="0"/>
-          <w:lang w:eastAsia="pt-PT"/>
-          <w14:ligatures w14:val="none"/>
-        </w:rPr>
-        <w:t>):</w:t>
+        <w:t>O Decoder (Determinístico - Best Fit):</w:t>
       </w:r>
       <w:r>
         <w:rPr>
@@ -2942,7 +2290,6 @@
         </w:rPr>
         <w:t>A Função de Fitness (</w:t>
       </w:r>
-      <w:proofErr w:type="spellStart"/>
       <w:r>
         <w:rPr>
           <w:rFonts w:ascii="Courier New" w:eastAsia="Times New Roman" w:hAnsi="Courier New" w:cs="Courier New"/>
@@ -2957,7 +2304,6 @@
         </w:rPr>
         <w:t>calculate_fitness</w:t>
       </w:r>
-      <w:proofErr w:type="spellEnd"/>
       <w:r>
         <w:rPr>
           <w:rFonts w:ascii="Times New Roman" w:eastAsia="Times New Roman" w:hAnsi="Times New Roman" w:cs="Times New Roman"/>
@@ -3055,51 +2401,7 @@
           <w:lang w:eastAsia="pt-PT"/>
           <w14:ligatures w14:val="none"/>
         </w:rPr>
-        <w:t> Premia equipas mistas (</w:t>
-      </w:r>
-      <w:proofErr w:type="spellStart"/>
-      <w:r>
-        <w:rPr>
-          <w:rFonts w:ascii="Times New Roman" w:eastAsia="Times New Roman" w:hAnsi="Times New Roman" w:cs="Times New Roman"/>
-          <w:color w:val="000000"/>
-          <w:kern w:val="0"/>
-          <w:lang w:eastAsia="pt-PT"/>
-          <w14:ligatures w14:val="none"/>
-        </w:rPr>
-        <w:t>Junior</w:t>
-      </w:r>
-      <w:proofErr w:type="spellEnd"/>
-      <w:r>
-        <w:rPr>
-          <w:rFonts w:ascii="Times New Roman" w:eastAsia="Times New Roman" w:hAnsi="Times New Roman" w:cs="Times New Roman"/>
-          <w:color w:val="000000"/>
-          <w:kern w:val="0"/>
-          <w:lang w:eastAsia="pt-PT"/>
-          <w14:ligatures w14:val="none"/>
-        </w:rPr>
-        <w:t xml:space="preserve"> + </w:t>
-      </w:r>
-      <w:proofErr w:type="spellStart"/>
-      <w:r>
-        <w:rPr>
-          <w:rFonts w:ascii="Times New Roman" w:eastAsia="Times New Roman" w:hAnsi="Times New Roman" w:cs="Times New Roman"/>
-          <w:color w:val="000000"/>
-          <w:kern w:val="0"/>
-          <w:lang w:eastAsia="pt-PT"/>
-          <w14:ligatures w14:val="none"/>
-        </w:rPr>
-        <w:t>Senior</w:t>
-      </w:r>
-      <w:proofErr w:type="spellEnd"/>
-      <w:r>
-        <w:rPr>
-          <w:rFonts w:ascii="Times New Roman" w:eastAsia="Times New Roman" w:hAnsi="Times New Roman" w:cs="Times New Roman"/>
-          <w:color w:val="000000"/>
-          <w:kern w:val="0"/>
-          <w:lang w:eastAsia="pt-PT"/>
-          <w14:ligatures w14:val="none"/>
-        </w:rPr>
-        <w:t>) para transferência de conhecimento</w:t>
+        <w:t> Premia equipas mistas (Junior + Senior) para transferência de conhecimento</w:t>
       </w:r>
       <w:r>
         <w:rPr>
@@ -3523,23 +2825,8 @@
                 <w:lang w:eastAsia="pt-PT"/>
                 <w14:ligatures w14:val="none"/>
               </w:rPr>
-              <w:t xml:space="preserve">-100.000 </w:t>
+              <w:t>-100.000 pts</w:t>
             </w:r>
-            <w:proofErr w:type="spellStart"/>
-            <w:proofErr w:type="gramStart"/>
-            <w:r>
-              <w:rPr>
-                <w:rFonts w:ascii="Arial" w:eastAsia="Times New Roman" w:hAnsi="Arial" w:cs="Arial"/>
-                <w:b/>
-                <w:bCs/>
-                <w:color w:val="000000"/>
-                <w:kern w:val="0"/>
-                <w:lang w:eastAsia="pt-PT"/>
-                <w14:ligatures w14:val="none"/>
-              </w:rPr>
-              <w:t>pts</w:t>
-            </w:r>
-            <w:proofErr w:type="spellEnd"/>
             <w:r>
               <w:rPr>
                 <w:rFonts w:ascii="Arial" w:eastAsia="Times New Roman" w:hAnsi="Arial" w:cs="Arial"/>
@@ -3548,18 +2835,7 @@
                 <w:lang w:eastAsia="pt-PT"/>
                 <w14:ligatures w14:val="none"/>
               </w:rPr>
-              <w:t>(</w:t>
-            </w:r>
-            <w:proofErr w:type="gramEnd"/>
-            <w:r>
-              <w:rPr>
-                <w:rFonts w:ascii="Arial" w:eastAsia="Times New Roman" w:hAnsi="Arial" w:cs="Arial"/>
-                <w:color w:val="000000"/>
-                <w:kern w:val="0"/>
-                <w:lang w:eastAsia="pt-PT"/>
-                <w14:ligatures w14:val="none"/>
-              </w:rPr>
-              <w:t>por tarefa)</w:t>
+              <w:t>(por tarefa)</w:t>
             </w:r>
           </w:p>
         </w:tc>
@@ -3685,20 +2961,7 @@
                 <w:lang w:eastAsia="pt-PT"/>
                 <w14:ligatures w14:val="none"/>
               </w:rPr>
-              <w:t xml:space="preserve">Violação de </w:t>
-            </w:r>
-            <w:proofErr w:type="gramStart"/>
-            <w:r>
-              <w:rPr>
-                <w:rFonts w:ascii="Arial" w:eastAsia="Times New Roman" w:hAnsi="Arial" w:cs="Arial"/>
-                <w:b/>
-                <w:bCs/>
-                <w:color w:val="000000"/>
-                <w:kern w:val="0"/>
-                <w:lang w:eastAsia="pt-PT"/>
-                <w14:ligatures w14:val="none"/>
-              </w:rPr>
-              <w:t>RTO</w:t>
+              <w:t>Violação de RTO</w:t>
             </w:r>
             <w:r>
               <w:rPr>
@@ -3708,40 +2971,7 @@
                 <w:lang w:eastAsia="pt-PT"/>
                 <w14:ligatures w14:val="none"/>
               </w:rPr>
-              <w:t>(</w:t>
-            </w:r>
-            <w:proofErr w:type="gramEnd"/>
-            <w:r>
-              <w:rPr>
-                <w:rFonts w:ascii="Arial" w:eastAsia="Times New Roman" w:hAnsi="Arial" w:cs="Arial"/>
-                <w:color w:val="000000"/>
-                <w:kern w:val="0"/>
-                <w:lang w:eastAsia="pt-PT"/>
-                <w14:ligatures w14:val="none"/>
-              </w:rPr>
-              <w:t xml:space="preserve">Soft </w:t>
-            </w:r>
-            <w:proofErr w:type="spellStart"/>
-            <w:r>
-              <w:rPr>
-                <w:rFonts w:ascii="Arial" w:eastAsia="Times New Roman" w:hAnsi="Arial" w:cs="Arial"/>
-                <w:color w:val="000000"/>
-                <w:kern w:val="0"/>
-                <w:lang w:eastAsia="pt-PT"/>
-                <w14:ligatures w14:val="none"/>
-              </w:rPr>
-              <w:t>Constraint</w:t>
-            </w:r>
-            <w:proofErr w:type="spellEnd"/>
-            <w:r>
-              <w:rPr>
-                <w:rFonts w:ascii="Arial" w:eastAsia="Times New Roman" w:hAnsi="Arial" w:cs="Arial"/>
-                <w:color w:val="000000"/>
-                <w:kern w:val="0"/>
-                <w:lang w:eastAsia="pt-PT"/>
-                <w14:ligatures w14:val="none"/>
-              </w:rPr>
-              <w:t>)</w:t>
+              <w:t>(Soft Constraint)</w:t>
             </w:r>
           </w:p>
         </w:tc>
@@ -3778,22 +3008,8 @@
                 <w:lang w:eastAsia="pt-PT"/>
                 <w14:ligatures w14:val="none"/>
               </w:rPr>
-              <w:t xml:space="preserve">-500 </w:t>
+              <w:t>-500 pts</w:t>
             </w:r>
-            <w:proofErr w:type="spellStart"/>
-            <w:r>
-              <w:rPr>
-                <w:rFonts w:ascii="Arial" w:eastAsia="Times New Roman" w:hAnsi="Arial" w:cs="Arial"/>
-                <w:b/>
-                <w:bCs/>
-                <w:color w:val="000000"/>
-                <w:kern w:val="0"/>
-                <w:lang w:eastAsia="pt-PT"/>
-                <w14:ligatures w14:val="none"/>
-              </w:rPr>
-              <w:t>pts</w:t>
-            </w:r>
-            <w:proofErr w:type="spellEnd"/>
           </w:p>
         </w:tc>
         <w:tc>
@@ -3819,7 +3035,6 @@
                 <w14:ligatures w14:val="none"/>
               </w:rPr>
             </w:pPr>
-            <w:proofErr w:type="spellStart"/>
             <w:r>
               <w:rPr>
                 <w:rFonts w:ascii="Arial" w:eastAsia="Times New Roman" w:hAnsi="Arial" w:cs="Arial"/>
@@ -3830,20 +3045,7 @@
                 <w:lang w:eastAsia="pt-PT"/>
                 <w14:ligatures w14:val="none"/>
               </w:rPr>
-              <w:t>Compliance</w:t>
-            </w:r>
-            <w:proofErr w:type="spellEnd"/>
-            <w:r>
-              <w:rPr>
-                <w:rFonts w:ascii="Arial" w:eastAsia="Times New Roman" w:hAnsi="Arial" w:cs="Arial"/>
-                <w:b/>
-                <w:bCs/>
-                <w:color w:val="000000"/>
-                <w:kern w:val="0"/>
-                <w:lang w:eastAsia="pt-PT"/>
-                <w14:ligatures w14:val="none"/>
-              </w:rPr>
-              <w:t>:</w:t>
+              <w:t>Compliance:</w:t>
             </w:r>
             <w:r>
               <w:rPr>
@@ -3855,7 +3057,6 @@
               </w:rPr>
               <w:t> Ocorre quando o </w:t>
             </w:r>
-            <w:proofErr w:type="spellStart"/>
             <w:r>
               <w:rPr>
                 <w:rFonts w:ascii="Arial" w:eastAsia="Times New Roman" w:hAnsi="Arial" w:cs="Arial"/>
@@ -3868,7 +3069,6 @@
               </w:rPr>
               <w:t>Fallback</w:t>
             </w:r>
-            <w:proofErr w:type="spellEnd"/>
             <w:r>
               <w:rPr>
                 <w:rFonts w:ascii="Arial" w:eastAsia="Times New Roman" w:hAnsi="Arial" w:cs="Arial"/>
@@ -3993,22 +3193,8 @@
                 <w:lang w:eastAsia="pt-PT"/>
                 <w14:ligatures w14:val="none"/>
               </w:rPr>
-              <w:t xml:space="preserve">-100 </w:t>
+              <w:t>-100 pts</w:t>
             </w:r>
-            <w:proofErr w:type="spellStart"/>
-            <w:r>
-              <w:rPr>
-                <w:rFonts w:ascii="Arial" w:eastAsia="Times New Roman" w:hAnsi="Arial" w:cs="Arial"/>
-                <w:b/>
-                <w:bCs/>
-                <w:color w:val="000000"/>
-                <w:kern w:val="0"/>
-                <w:lang w:eastAsia="pt-PT"/>
-                <w14:ligatures w14:val="none"/>
-              </w:rPr>
-              <w:t>pts</w:t>
-            </w:r>
-            <w:proofErr w:type="spellEnd"/>
             <w:r>
               <w:rPr>
                 <w:rFonts w:ascii="Arial" w:eastAsia="Times New Roman" w:hAnsi="Arial" w:cs="Arial"/>
@@ -4227,29 +3413,7 @@
                 <w:lang w:eastAsia="pt-PT"/>
                 <w14:ligatures w14:val="none"/>
               </w:rPr>
-              <w:t xml:space="preserve"> Se duas soluções são válidas, o AG escolhe a que usa técnicos mais baratos (Juniores </w:t>
-            </w:r>
-            <w:proofErr w:type="spellStart"/>
-            <w:r>
-              <w:rPr>
-                <w:rFonts w:ascii="Arial" w:eastAsia="Times New Roman" w:hAnsi="Arial" w:cs="Arial"/>
-                <w:color w:val="000000"/>
-                <w:kern w:val="0"/>
-                <w:lang w:eastAsia="pt-PT"/>
-                <w14:ligatures w14:val="none"/>
-              </w:rPr>
-              <w:t>vs</w:t>
-            </w:r>
-            <w:proofErr w:type="spellEnd"/>
-            <w:r>
-              <w:rPr>
-                <w:rFonts w:ascii="Arial" w:eastAsia="Times New Roman" w:hAnsi="Arial" w:cs="Arial"/>
-                <w:color w:val="000000"/>
-                <w:kern w:val="0"/>
-                <w:lang w:eastAsia="pt-PT"/>
-                <w14:ligatures w14:val="none"/>
-              </w:rPr>
-              <w:t xml:space="preserve"> Seniores).</w:t>
+              <w:t> Se duas soluções são válidas, o AG escolhe a que usa técnicos mais baratos (Juniores vs Seniores).</w:t>
             </w:r>
           </w:p>
         </w:tc>
@@ -4572,22 +3736,8 @@
                 <w:lang w:eastAsia="pt-PT"/>
                 <w14:ligatures w14:val="none"/>
               </w:rPr>
-              <w:t xml:space="preserve">+100 </w:t>
+              <w:t>+100 pts</w:t>
             </w:r>
-            <w:proofErr w:type="spellStart"/>
-            <w:r>
-              <w:rPr>
-                <w:rFonts w:ascii="Arial" w:eastAsia="Times New Roman" w:hAnsi="Arial" w:cs="Arial"/>
-                <w:b/>
-                <w:bCs/>
-                <w:color w:val="000000"/>
-                <w:kern w:val="0"/>
-                <w:lang w:eastAsia="pt-PT"/>
-                <w14:ligatures w14:val="none"/>
-              </w:rPr>
-              <w:t>pts</w:t>
-            </w:r>
-            <w:proofErr w:type="spellEnd"/>
           </w:p>
         </w:tc>
         <w:tc>
@@ -4633,29 +3783,7 @@
                 <w:lang w:eastAsia="pt-PT"/>
                 <w14:ligatures w14:val="none"/>
               </w:rPr>
-              <w:t xml:space="preserve"> Incentiva o sistema a não deixar coisas em UAT. Só ganhamos segurança real quando o </w:t>
-            </w:r>
-            <w:proofErr w:type="spellStart"/>
-            <w:r>
-              <w:rPr>
-                <w:rFonts w:ascii="Arial" w:eastAsia="Times New Roman" w:hAnsi="Arial" w:cs="Arial"/>
-                <w:color w:val="000000"/>
-                <w:kern w:val="0"/>
-                <w:lang w:eastAsia="pt-PT"/>
-                <w14:ligatures w14:val="none"/>
-              </w:rPr>
-              <w:t>patch</w:t>
-            </w:r>
-            <w:proofErr w:type="spellEnd"/>
-            <w:r>
-              <w:rPr>
-                <w:rFonts w:ascii="Arial" w:eastAsia="Times New Roman" w:hAnsi="Arial" w:cs="Arial"/>
-                <w:color w:val="000000"/>
-                <w:kern w:val="0"/>
-                <w:lang w:eastAsia="pt-PT"/>
-                <w14:ligatures w14:val="none"/>
-              </w:rPr>
-              <w:t xml:space="preserve"> chega a PROD.</w:t>
+              <w:t> Incentiva o sistema a não deixar coisas em UAT. Só ganhamos segurança real quando o patch chega a PROD.</w:t>
             </w:r>
           </w:p>
         </w:tc>
@@ -4687,7 +3815,6 @@
                 <w14:ligatures w14:val="none"/>
               </w:rPr>
             </w:pPr>
-            <w:proofErr w:type="spellStart"/>
             <w:r>
               <w:rPr>
                 <w:rFonts w:ascii="Arial" w:eastAsia="Times New Roman" w:hAnsi="Arial" w:cs="Arial"/>
@@ -4698,20 +3825,7 @@
                 <w:lang w:eastAsia="pt-PT"/>
                 <w14:ligatures w14:val="none"/>
               </w:rPr>
-              <w:t>Patch</w:t>
-            </w:r>
-            <w:proofErr w:type="spellEnd"/>
-            <w:r>
-              <w:rPr>
-                <w:rFonts w:ascii="Arial" w:eastAsia="Times New Roman" w:hAnsi="Arial" w:cs="Arial"/>
-                <w:b/>
-                <w:bCs/>
-                <w:color w:val="000000"/>
-                <w:kern w:val="0"/>
-                <w:lang w:eastAsia="pt-PT"/>
-                <w14:ligatures w14:val="none"/>
-              </w:rPr>
-              <w:t xml:space="preserve"> em PROD</w:t>
+              <w:t>Patch em PROD</w:t>
             </w:r>
           </w:p>
         </w:tc>
@@ -4748,22 +3862,8 @@
                 <w:lang w:eastAsia="pt-PT"/>
                 <w14:ligatures w14:val="none"/>
               </w:rPr>
-              <w:t xml:space="preserve">+50 </w:t>
+              <w:t>+50 pts</w:t>
             </w:r>
-            <w:proofErr w:type="spellStart"/>
-            <w:r>
-              <w:rPr>
-                <w:rFonts w:ascii="Arial" w:eastAsia="Times New Roman" w:hAnsi="Arial" w:cs="Arial"/>
-                <w:b/>
-                <w:bCs/>
-                <w:color w:val="000000"/>
-                <w:kern w:val="0"/>
-                <w:lang w:eastAsia="pt-PT"/>
-                <w14:ligatures w14:val="none"/>
-              </w:rPr>
-              <w:t>pts</w:t>
-            </w:r>
-            <w:proofErr w:type="spellEnd"/>
           </w:p>
         </w:tc>
         <w:tc>
@@ -4888,22 +3988,8 @@
                 <w:lang w:eastAsia="pt-PT"/>
                 <w14:ligatures w14:val="none"/>
               </w:rPr>
-              <w:t xml:space="preserve">+30 </w:t>
+              <w:t>+30 pts</w:t>
             </w:r>
-            <w:proofErr w:type="spellStart"/>
-            <w:r>
-              <w:rPr>
-                <w:rFonts w:ascii="Arial" w:eastAsia="Times New Roman" w:hAnsi="Arial" w:cs="Arial"/>
-                <w:b/>
-                <w:bCs/>
-                <w:color w:val="000000"/>
-                <w:kern w:val="0"/>
-                <w:lang w:eastAsia="pt-PT"/>
-                <w14:ligatures w14:val="none"/>
-              </w:rPr>
-              <w:t>pts</w:t>
-            </w:r>
-            <w:proofErr w:type="spellEnd"/>
           </w:p>
         </w:tc>
         <w:tc>
@@ -4951,7 +4037,6 @@
               </w:rPr>
               <w:t> Se uma tarefa juntar um </w:t>
             </w:r>
-            <w:proofErr w:type="spellStart"/>
             <w:r>
               <w:rPr>
                 <w:rFonts w:ascii="Arial" w:eastAsia="Times New Roman" w:hAnsi="Arial" w:cs="Arial"/>
@@ -4964,7 +4049,6 @@
               </w:rPr>
               <w:t>Junior</w:t>
             </w:r>
-            <w:proofErr w:type="spellEnd"/>
             <w:r>
               <w:rPr>
                 <w:rFonts w:ascii="Arial" w:eastAsia="Times New Roman" w:hAnsi="Arial" w:cs="Arial"/>
@@ -4975,7 +4059,6 @@
               </w:rPr>
               <w:t> e um </w:t>
             </w:r>
-            <w:proofErr w:type="spellStart"/>
             <w:r>
               <w:rPr>
                 <w:rFonts w:ascii="Arial" w:eastAsia="Times New Roman" w:hAnsi="Arial" w:cs="Arial"/>
@@ -4988,7 +4071,6 @@
               </w:rPr>
               <w:t>Senior</w:t>
             </w:r>
-            <w:proofErr w:type="spellEnd"/>
             <w:r>
               <w:rPr>
                 <w:rFonts w:ascii="Arial" w:eastAsia="Times New Roman" w:hAnsi="Arial" w:cs="Arial"/>
@@ -5123,73 +4205,7 @@
                 <w:lang w:eastAsia="pt-PT"/>
                 <w14:ligatures w14:val="none"/>
               </w:rPr>
-              <w:t xml:space="preserve"> Baseado no </w:t>
-            </w:r>
-            <w:proofErr w:type="spellStart"/>
-            <w:r>
-              <w:rPr>
-                <w:rFonts w:ascii="Arial" w:eastAsia="Times New Roman" w:hAnsi="Arial" w:cs="Arial"/>
-                <w:color w:val="000000"/>
-                <w:kern w:val="0"/>
-                <w:lang w:eastAsia="pt-PT"/>
-                <w14:ligatures w14:val="none"/>
-              </w:rPr>
-              <w:t>Machine</w:t>
-            </w:r>
-            <w:proofErr w:type="spellEnd"/>
-            <w:r>
-              <w:rPr>
-                <w:rFonts w:ascii="Arial" w:eastAsia="Times New Roman" w:hAnsi="Arial" w:cs="Arial"/>
-                <w:color w:val="000000"/>
-                <w:kern w:val="0"/>
-                <w:lang w:eastAsia="pt-PT"/>
-                <w14:ligatures w14:val="none"/>
-              </w:rPr>
-              <w:t xml:space="preserve"> </w:t>
-            </w:r>
-            <w:proofErr w:type="spellStart"/>
-            <w:r>
-              <w:rPr>
-                <w:rFonts w:ascii="Arial" w:eastAsia="Times New Roman" w:hAnsi="Arial" w:cs="Arial"/>
-                <w:color w:val="000000"/>
-                <w:kern w:val="0"/>
-                <w:lang w:eastAsia="pt-PT"/>
-                <w14:ligatures w14:val="none"/>
-              </w:rPr>
-              <w:t>Learning</w:t>
-            </w:r>
-            <w:proofErr w:type="spellEnd"/>
-            <w:r>
-              <w:rPr>
-                <w:rFonts w:ascii="Arial" w:eastAsia="Times New Roman" w:hAnsi="Arial" w:cs="Arial"/>
-                <w:color w:val="000000"/>
-                <w:kern w:val="0"/>
-                <w:lang w:eastAsia="pt-PT"/>
-                <w14:ligatures w14:val="none"/>
-              </w:rPr>
-              <w:t xml:space="preserve">. </w:t>
-            </w:r>
-            <w:proofErr w:type="spellStart"/>
-            <w:r>
-              <w:rPr>
-                <w:rFonts w:ascii="Arial" w:eastAsia="Times New Roman" w:hAnsi="Arial" w:cs="Arial"/>
-                <w:color w:val="000000"/>
-                <w:kern w:val="0"/>
-                <w:lang w:eastAsia="pt-PT"/>
-                <w14:ligatures w14:val="none"/>
-              </w:rPr>
-              <w:t>Patches</w:t>
-            </w:r>
-            <w:proofErr w:type="spellEnd"/>
-            <w:r>
-              <w:rPr>
-                <w:rFonts w:ascii="Arial" w:eastAsia="Times New Roman" w:hAnsi="Arial" w:cs="Arial"/>
-                <w:color w:val="000000"/>
-                <w:kern w:val="0"/>
-                <w:lang w:eastAsia="pt-PT"/>
-                <w14:ligatures w14:val="none"/>
-              </w:rPr>
-              <w:t xml:space="preserve"> mais perigosos dão mais pontos base.</w:t>
+              <w:t> Baseado no Machine Learning. Patches mais perigosos dão mais pontos base.</w:t>
             </w:r>
           </w:p>
         </w:tc>
@@ -5209,64 +4225,74 @@
     </w:p>
     <w:p>
       <w:pPr>
-        <w:pStyle w:val="Ttulo2"/>
-        <w:rPr>
-          <w:color w:val="000000"/>
-        </w:rPr>
-      </w:pPr>
-      <w:r>
-        <w:rPr>
-          <w:rFonts w:ascii="Times New Roman" w:eastAsia="Times New Roman" w:hAnsi="Times New Roman" w:cs="Times New Roman"/>
+        <w:pStyle w:val="Ttulo4"/>
+        <w:rPr>
+          <w:color w:val="000000"/>
+        </w:rPr>
+      </w:pPr>
+      <w:r>
+        <w:rPr>
+          <w:color w:val="000000"/>
+        </w:rPr>
+        <w:t>6. Fase 5: O "Planner" Inteligente (O Decoder Unificado)</w:t>
+      </w:r>
+    </w:p>
+    <w:p>
+      <w:pPr>
+        <w:pStyle w:val="NormalWeb"/>
+        <w:rPr>
+          <w:color w:val="000000"/>
+        </w:rPr>
+      </w:pPr>
+      <w:r>
+        <w:rPr>
+          <w:color w:val="000000"/>
+        </w:rPr>
+        <w:t>O descodificador (</w:t>
+      </w:r>
+      <w:r>
+        <w:rPr>
+          <w:rStyle w:val="CdigoHTML"/>
+          <w:rFonts w:eastAsiaTheme="majorEastAsia"/>
+          <w:color w:val="000000"/>
+        </w:rPr>
+        <w:t>decode_chromosome</w:t>
+      </w:r>
+      <w:r>
+        <w:rPr>
+          <w:color w:val="000000"/>
+        </w:rPr>
+        <w:t>) é responsável por transformar a sequência genética num calendário real. Diferente de abordagens tradicionais que separam a procura em fases rígidas, implementámos uma</w:t>
+      </w:r>
+      <w:r>
+        <w:rPr>
+          <w:rStyle w:val="apple-converted-space"/>
+          <w:rFonts w:eastAsiaTheme="majorEastAsia"/>
+          <w:color w:val="000000"/>
+        </w:rPr>
+        <w:t> </w:t>
+      </w:r>
+      <w:r>
+        <w:rPr>
           <w:b/>
           <w:bCs/>
           <w:color w:val="000000"/>
-          <w:kern w:val="0"/>
-          <w:sz w:val="36"/>
-          <w:szCs w:val="36"/>
-          <w:lang w:eastAsia="pt-PT"/>
-          <w14:ligatures w14:val="none"/>
-        </w:rPr>
-        <w:t>6</w:t>
-      </w:r>
-      <w:r>
-        <w:rPr>
-          <w:color w:val="000000"/>
-        </w:rPr>
-        <w:t xml:space="preserve"> </w:t>
-      </w:r>
-      <w:r>
-        <w:rPr>
-          <w:color w:val="000000"/>
-        </w:rPr>
-        <w:t>6. Fase 5: O "</w:t>
-      </w:r>
-      <w:proofErr w:type="spellStart"/>
-      <w:r>
-        <w:rPr>
-          <w:color w:val="000000"/>
-        </w:rPr>
-        <w:t>Planner</w:t>
-      </w:r>
-      <w:proofErr w:type="spellEnd"/>
-      <w:r>
-        <w:rPr>
-          <w:color w:val="000000"/>
-        </w:rPr>
-        <w:t xml:space="preserve">" Inteligente (O </w:t>
-      </w:r>
-      <w:proofErr w:type="spellStart"/>
-      <w:r>
-        <w:rPr>
-          <w:color w:val="000000"/>
-        </w:rPr>
-        <w:t>Decoder</w:t>
-      </w:r>
-      <w:proofErr w:type="spellEnd"/>
-      <w:r>
-        <w:rPr>
-          <w:color w:val="000000"/>
-        </w:rPr>
-        <w:t>)</w:t>
+        </w:rPr>
+        <w:t>Heurística Unificada (Smart Greedy)</w:t>
+      </w:r>
+      <w:r>
+        <w:rPr>
+          <w:rStyle w:val="apple-converted-space"/>
+          <w:rFonts w:eastAsiaTheme="majorEastAsia"/>
+          <w:color w:val="000000"/>
+        </w:rPr>
+        <w:t> </w:t>
+      </w:r>
+      <w:r>
+        <w:rPr>
+          <w:color w:val="000000"/>
+        </w:rPr>
+        <w:t>que otimiza a decisão numa única passagem.</w:t>
       </w:r>
     </w:p>
     <w:p>
@@ -5278,39 +4304,25 @@
       </w:pPr>
       <w:r>
         <w:rPr>
-          <w:color w:val="000000"/>
-        </w:rPr>
-        <w:t>O descodificador (</w:t>
-      </w:r>
-      <w:proofErr w:type="spellStart"/>
-      <w:r>
-        <w:rPr>
-          <w:rStyle w:val="CdigoHTML"/>
+          <w:b/>
+          <w:bCs/>
+          <w:color w:val="000000"/>
+        </w:rPr>
+        <w:t>6.1. Estratégia de Procura Unificada ("Smart Greedy")</w:t>
+      </w:r>
+      <w:r>
+        <w:rPr>
+          <w:rStyle w:val="apple-converted-space"/>
           <w:rFonts w:eastAsiaTheme="majorEastAsia"/>
           <w:color w:val="000000"/>
         </w:rPr>
-        <w:t>decode_chromosome</w:t>
-      </w:r>
-      <w:proofErr w:type="spellEnd"/>
-      <w:r>
-        <w:rPr>
-          <w:color w:val="000000"/>
-        </w:rPr>
-        <w:t>) transforma a ordem do gene num calendário real.</w:t>
-      </w:r>
-    </w:p>
-    <w:p>
-      <w:pPr>
-        <w:pStyle w:val="Ttulo3"/>
-        <w:rPr>
-          <w:color w:val="000000"/>
-        </w:rPr>
-      </w:pPr>
-      <w:r>
-        <w:rPr>
-          <w:color w:val="000000"/>
-        </w:rPr>
-        <w:t>6.1. Passagem 1: Agendamento Otimizado</w:t>
+        <w:t> </w:t>
+      </w:r>
+      <w:r>
+        <w:rPr>
+          <w:color w:val="000000"/>
+        </w:rPr>
+        <w:t>O algoritmo percorre a linha temporal à procura de uma vaga, avaliando simultaneamente a qualidade e a viabilidade:</w:t>
       </w:r>
     </w:p>
     <w:p>
@@ -5318,7 +4330,7 @@
         <w:pStyle w:val="NormalWeb"/>
         <w:numPr>
           <w:ilvl w:val="0"/>
-          <w:numId w:val="22"/>
+          <w:numId w:val="33"/>
         </w:numPr>
         <w:rPr>
           <w:color w:val="000000"/>
@@ -5330,7 +4342,7 @@
           <w:bCs/>
           <w:color w:val="000000"/>
         </w:rPr>
-        <w:t>RTO Rígido:</w:t>
+        <w:t>A Vaga Perfeita:</w:t>
       </w:r>
       <w:r>
         <w:rPr>
@@ -5344,7 +4356,37 @@
         <w:rPr>
           <w:color w:val="000000"/>
         </w:rPr>
-        <w:t>Rejeita se exceder a janela.</w:t>
+        <w:t>Se encontrar um horário onde existem recursos e o tempo de execução cumpre o RTO (Recovery Time Objective), o agendamento é</w:t>
+      </w:r>
+      <w:r>
+        <w:rPr>
+          <w:rStyle w:val="apple-converted-space"/>
+          <w:rFonts w:eastAsiaTheme="majorEastAsia"/>
+          <w:color w:val="000000"/>
+        </w:rPr>
+        <w:t> </w:t>
+      </w:r>
+      <w:r>
+        <w:rPr>
+          <w:b/>
+          <w:bCs/>
+          <w:color w:val="000000"/>
+        </w:rPr>
+        <w:t>imediato</w:t>
+      </w:r>
+      <w:r>
+        <w:rPr>
+          <w:rStyle w:val="apple-converted-space"/>
+          <w:rFonts w:eastAsiaTheme="majorEastAsia"/>
+          <w:color w:val="000000"/>
+        </w:rPr>
+        <w:t> </w:t>
+      </w:r>
+      <w:r>
+        <w:rPr>
+          <w:color w:val="000000"/>
+        </w:rPr>
+        <w:t>e a procura termina.</w:t>
       </w:r>
     </w:p>
     <w:p>
@@ -5352,7 +4394,7 @@
         <w:pStyle w:val="NormalWeb"/>
         <w:numPr>
           <w:ilvl w:val="0"/>
-          <w:numId w:val="22"/>
+          <w:numId w:val="33"/>
         </w:numPr>
         <w:rPr>
           <w:color w:val="000000"/>
@@ -5364,7 +4406,7 @@
           <w:bCs/>
           <w:color w:val="000000"/>
         </w:rPr>
-        <w:t>Priorização:</w:t>
+        <w:t>A Vaga Imperfeita (Plano B):</w:t>
       </w:r>
       <w:r>
         <w:rPr>
@@ -5378,63 +4420,37 @@
         <w:rPr>
           <w:color w:val="000000"/>
         </w:rPr>
-        <w:t xml:space="preserve">Em DEV/UAT, força o uso de Juniores. Em PROD, obriga a presença de um </w:t>
-      </w:r>
-      <w:proofErr w:type="spellStart"/>
-      <w:r>
-        <w:rPr>
-          <w:color w:val="000000"/>
-        </w:rPr>
-        <w:t>Senior</w:t>
-      </w:r>
-      <w:proofErr w:type="spellEnd"/>
-      <w:r>
-        <w:rPr>
-          <w:color w:val="000000"/>
-        </w:rPr>
-        <w:t>.</w:t>
-      </w:r>
-    </w:p>
-    <w:p>
-      <w:pPr>
-        <w:pStyle w:val="Ttulo3"/>
-        <w:rPr>
-          <w:color w:val="000000"/>
-        </w:rPr>
-      </w:pPr>
-      <w:r>
-        <w:rPr>
-          <w:color w:val="000000"/>
-        </w:rPr>
-        <w:t xml:space="preserve">6.2. Passagem 2: </w:t>
-      </w:r>
-      <w:proofErr w:type="spellStart"/>
-      <w:r>
-        <w:rPr>
-          <w:color w:val="000000"/>
-        </w:rPr>
-        <w:t>Fallback</w:t>
-      </w:r>
-      <w:proofErr w:type="spellEnd"/>
-      <w:r>
-        <w:rPr>
-          <w:color w:val="000000"/>
-        </w:rPr>
-        <w:t xml:space="preserve"> (Modo "Recuperação")</w:t>
-      </w:r>
-    </w:p>
-    <w:p>
-      <w:pPr>
-        <w:pStyle w:val="NormalWeb"/>
-        <w:rPr>
-          <w:color w:val="000000"/>
-        </w:rPr>
-      </w:pPr>
-      <w:r>
-        <w:rPr>
-          <w:color w:val="000000"/>
-        </w:rPr>
-        <w:t>Se a Passagem 1 falhar:</w:t>
+        <w:t>Se encontrar um horário onde existem recursos mas o tempo de execução viola o RTO (Soft Constraint), o algoritmo</w:t>
+      </w:r>
+      <w:r>
+        <w:rPr>
+          <w:rStyle w:val="apple-converted-space"/>
+          <w:rFonts w:eastAsiaTheme="majorEastAsia"/>
+          <w:color w:val="000000"/>
+        </w:rPr>
+        <w:t> </w:t>
+      </w:r>
+      <w:r>
+        <w:rPr>
+          <w:b/>
+          <w:bCs/>
+          <w:color w:val="000000"/>
+        </w:rPr>
+        <w:t>guarda essa opção em memória</w:t>
+      </w:r>
+      <w:r>
+        <w:rPr>
+          <w:rStyle w:val="apple-converted-space"/>
+          <w:rFonts w:eastAsiaTheme="majorEastAsia"/>
+          <w:color w:val="000000"/>
+        </w:rPr>
+        <w:t> </w:t>
+      </w:r>
+      <w:r>
+        <w:rPr>
+          <w:color w:val="000000"/>
+        </w:rPr>
+        <w:t>mas continua a procurar por uma vaga perfeita.</w:t>
       </w:r>
     </w:p>
     <w:p>
@@ -5442,7 +4458,7 @@
         <w:pStyle w:val="NormalWeb"/>
         <w:numPr>
           <w:ilvl w:val="0"/>
-          <w:numId w:val="23"/>
+          <w:numId w:val="33"/>
         </w:numPr>
         <w:rPr>
           <w:color w:val="000000"/>
@@ -5454,7 +4470,7 @@
           <w:bCs/>
           <w:color w:val="000000"/>
         </w:rPr>
-        <w:t>Soft RTO:</w:t>
+        <w:t>Decisão Final:</w:t>
       </w:r>
       <w:r>
         <w:rPr>
@@ -5468,7 +4484,51 @@
         <w:rPr>
           <w:color w:val="000000"/>
         </w:rPr>
-        <w:t>Aceita violar a janela (com penalização de fitness).</w:t>
+        <w:t>Se chegar ao fim do horizonte temporal sem encontrar a "Vaga Perfeita", o sistema recorre automaticamente à "Vaga Imperfeita" guardada, garantindo que a tarefa é realizada (segurança) em detrimento do cumprimento estrito da janela horária (compliance).</w:t>
+      </w:r>
+    </w:p>
+    <w:p>
+      <w:pPr>
+        <w:pStyle w:val="NormalWeb"/>
+        <w:rPr>
+          <w:color w:val="000000"/>
+        </w:rPr>
+      </w:pPr>
+      <w:r>
+        <w:rPr>
+          <w:b/>
+          <w:bCs/>
+          <w:color w:val="000000"/>
+        </w:rPr>
+        <w:t>6.2. Otimização de Dependências: O Loop Multi-Pass (Macro)</w:t>
+      </w:r>
+      <w:r>
+        <w:rPr>
+          <w:rStyle w:val="apple-converted-space"/>
+          <w:rFonts w:eastAsiaTheme="majorEastAsia"/>
+          <w:color w:val="000000"/>
+        </w:rPr>
+        <w:t> </w:t>
+      </w:r>
+      <w:r>
+        <w:rPr>
+          <w:color w:val="000000"/>
+        </w:rPr>
+        <w:t>Para resolver dependências complexas fora de ordem cromossómica, mantivemos um ciclo externo (</w:t>
+      </w:r>
+      <w:r>
+        <w:rPr>
+          <w:rStyle w:val="CdigoHTML"/>
+          <w:rFonts w:eastAsiaTheme="majorEastAsia"/>
+          <w:color w:val="000000"/>
+        </w:rPr>
+        <w:t>while True</w:t>
+      </w:r>
+      <w:r>
+        <w:rPr>
+          <w:color w:val="000000"/>
+        </w:rPr>
+        <w:t>):</w:t>
       </w:r>
     </w:p>
     <w:p>
@@ -5476,7 +4536,7 @@
         <w:pStyle w:val="NormalWeb"/>
         <w:numPr>
           <w:ilvl w:val="0"/>
-          <w:numId w:val="23"/>
+          <w:numId w:val="34"/>
         </w:numPr>
         <w:rPr>
           <w:color w:val="000000"/>
@@ -5488,7 +4548,7 @@
           <w:bCs/>
           <w:color w:val="000000"/>
         </w:rPr>
-        <w:t>Flexibilidade:</w:t>
+        <w:t>O Problema:</w:t>
       </w:r>
       <w:r>
         <w:rPr>
@@ -5502,43 +4562,7 @@
         <w:rPr>
           <w:color w:val="000000"/>
         </w:rPr>
-        <w:t>Aceita qualquer técnico disponível para garantir a segurança.</w:t>
-      </w:r>
-    </w:p>
-    <w:p>
-      <w:pPr>
-        <w:pStyle w:val="Ttulo3"/>
-        <w:rPr>
-          <w:color w:val="000000"/>
-        </w:rPr>
-      </w:pPr>
-      <w:r>
-        <w:rPr>
-          <w:color w:val="000000"/>
-        </w:rPr>
-        <w:t xml:space="preserve">6.3. Otimização de Dependências: O Loop </w:t>
-      </w:r>
-      <w:proofErr w:type="spellStart"/>
-      <w:r>
-        <w:rPr>
-          <w:color w:val="000000"/>
-        </w:rPr>
-        <w:t>Multi-Pass</w:t>
-      </w:r>
-      <w:proofErr w:type="spellEnd"/>
-    </w:p>
-    <w:p>
-      <w:pPr>
-        <w:pStyle w:val="NormalWeb"/>
-        <w:rPr>
-          <w:color w:val="000000"/>
-        </w:rPr>
-      </w:pPr>
-      <w:r>
-        <w:rPr>
-          <w:color w:val="000000"/>
-        </w:rPr>
-        <w:t>Implementámos uma lógica de</w:t>
+        <w:t>Se o gene ordenar</w:t>
       </w:r>
       <w:r>
         <w:rPr>
@@ -5548,61 +4572,19 @@
         </w:rPr>
         <w:t> </w:t>
       </w:r>
-      <w:proofErr w:type="spellStart"/>
       <w:r>
         <w:rPr>
           <w:rStyle w:val="CdigoHTML"/>
           <w:rFonts w:eastAsiaTheme="majorEastAsia"/>
           <w:color w:val="000000"/>
         </w:rPr>
-        <w:t>while</w:t>
-      </w:r>
-      <w:proofErr w:type="spellEnd"/>
-      <w:r>
-        <w:rPr>
-          <w:rStyle w:val="CdigoHTML"/>
-          <w:rFonts w:eastAsiaTheme="majorEastAsia"/>
-          <w:color w:val="000000"/>
-        </w:rPr>
-        <w:t xml:space="preserve"> </w:t>
-      </w:r>
-      <w:proofErr w:type="spellStart"/>
-      <w:r>
-        <w:rPr>
-          <w:rStyle w:val="CdigoHTML"/>
-          <w:rFonts w:eastAsiaTheme="majorEastAsia"/>
-          <w:color w:val="000000"/>
-        </w:rPr>
-        <w:t>True</w:t>
-      </w:r>
-      <w:proofErr w:type="spellEnd"/>
-      <w:r>
-        <w:rPr>
-          <w:rStyle w:val="apple-converted-space"/>
-          <w:rFonts w:eastAsiaTheme="majorEastAsia"/>
-          <w:color w:val="000000"/>
-        </w:rPr>
-        <w:t> </w:t>
-      </w:r>
-      <w:r>
-        <w:rPr>
-          <w:color w:val="000000"/>
-        </w:rPr>
-        <w:t xml:space="preserve">no </w:t>
-      </w:r>
-      <w:proofErr w:type="spellStart"/>
-      <w:r>
-        <w:rPr>
-          <w:color w:val="000000"/>
-        </w:rPr>
-        <w:t>decoder</w:t>
-      </w:r>
-      <w:proofErr w:type="spellEnd"/>
-      <w:r>
-        <w:rPr>
-          <w:color w:val="000000"/>
-        </w:rPr>
-        <w:t xml:space="preserve"> para resolver dependências fora de ordem.</w:t>
+        <w:t>[PROD, DEV]</w:t>
+      </w:r>
+      <w:r>
+        <w:rPr>
+          <w:color w:val="000000"/>
+        </w:rPr>
+        <w:t>, um decoder linear falharia o PROD porque o DEV ainda não foi feito.</w:t>
       </w:r>
     </w:p>
     <w:p>
@@ -5610,7 +4592,7 @@
         <w:pStyle w:val="NormalWeb"/>
         <w:numPr>
           <w:ilvl w:val="0"/>
-          <w:numId w:val="24"/>
+          <w:numId w:val="34"/>
         </w:numPr>
         <w:rPr>
           <w:color w:val="000000"/>
@@ -5622,7 +4604,7 @@
           <w:bCs/>
           <w:color w:val="000000"/>
         </w:rPr>
-        <w:t>O Problema:</w:t>
+        <w:t>A Solução:</w:t>
       </w:r>
       <w:r>
         <w:rPr>
@@ -5636,15 +4618,28 @@
         <w:rPr>
           <w:color w:val="000000"/>
         </w:rPr>
-        <w:t>Se o gene ordenar</w:t>
-      </w:r>
-      <w:r>
-        <w:rPr>
-          <w:rStyle w:val="apple-converted-space"/>
-          <w:rFonts w:eastAsiaTheme="majorEastAsia"/>
-          <w:color w:val="000000"/>
-        </w:rPr>
-        <w:t> </w:t>
+        <w:t xml:space="preserve">O algoritmo itera repetidamente sobre a lista de tarefas pendentes. Ao agendar o DEV na primeira volta, o PROD (que ficou pendente) é </w:t>
+      </w:r>
+      <w:r>
+        <w:rPr>
+          <w:color w:val="000000"/>
+        </w:rPr>
+        <w:lastRenderedPageBreak/>
+        <w:t>desbloqueado e agendado com sucesso na segunda volta. Isto desacopla a ordem genética da ordem cronológica lógica.</w:t>
+      </w:r>
+    </w:p>
+    <w:p>
+      <w:pPr>
+        <w:pStyle w:val="Ttulo2"/>
+        <w:rPr>
+          <w:color w:val="000000"/>
+        </w:rPr>
+      </w:pPr>
+      <w:r>
+        <w:rPr>
+          <w:color w:val="000000"/>
+        </w:rPr>
+        <w:t>7. Fase 6: O Ciclo Evolutivo (</w:t>
       </w:r>
       <w:r>
         <w:rPr>
@@ -5652,87 +4647,8 @@
           <w:rFonts w:eastAsiaTheme="majorEastAsia"/>
           <w:color w:val="000000"/>
         </w:rPr>
-        <w:t>[PROD, DEV]</w:t>
-      </w:r>
-      <w:r>
-        <w:rPr>
-          <w:color w:val="000000"/>
-        </w:rPr>
-        <w:t xml:space="preserve">, um </w:t>
-      </w:r>
-      <w:proofErr w:type="spellStart"/>
-      <w:r>
-        <w:rPr>
-          <w:color w:val="000000"/>
-        </w:rPr>
-        <w:t>decoder</w:t>
-      </w:r>
-      <w:proofErr w:type="spellEnd"/>
-      <w:r>
-        <w:rPr>
-          <w:color w:val="000000"/>
-        </w:rPr>
-        <w:t xml:space="preserve"> linear falharia o PROD porque o DEV ainda não foi feito.</w:t>
-      </w:r>
-    </w:p>
-    <w:p>
-      <w:pPr>
-        <w:pStyle w:val="NormalWeb"/>
-        <w:numPr>
-          <w:ilvl w:val="0"/>
-          <w:numId w:val="24"/>
-        </w:numPr>
-        <w:rPr>
-          <w:color w:val="000000"/>
-        </w:rPr>
-      </w:pPr>
-      <w:r>
-        <w:rPr>
-          <w:b/>
-          <w:bCs/>
-          <w:color w:val="000000"/>
-        </w:rPr>
-        <w:t>A Solução:</w:t>
-      </w:r>
-      <w:r>
-        <w:rPr>
-          <w:rStyle w:val="apple-converted-space"/>
-          <w:rFonts w:eastAsiaTheme="majorEastAsia"/>
-          <w:color w:val="000000"/>
-        </w:rPr>
-        <w:t> </w:t>
-      </w:r>
-      <w:r>
-        <w:rPr>
-          <w:color w:val="000000"/>
-        </w:rPr>
-        <w:t>O algoritmo itera repetidamente sobre a lista de tarefas pendentes. Se agendar o DEV na primeira volta, o PROD (que ficou pendente) é desbloqueado e agendado com sucesso na segunda volta. Isto desacopla a ordem cromossómica da ordem cronológica lógica.</w:t>
-      </w:r>
-    </w:p>
-    <w:p>
-      <w:pPr>
-        <w:pStyle w:val="Ttulo2"/>
-        <w:rPr>
-          <w:color w:val="000000"/>
-        </w:rPr>
-      </w:pPr>
-      <w:r>
-        <w:rPr>
-          <w:color w:val="000000"/>
-        </w:rPr>
-        <w:lastRenderedPageBreak/>
-        <w:t>7. Fase 6: O Ciclo Evolutivo (</w:t>
-      </w:r>
-      <w:proofErr w:type="spellStart"/>
-      <w:r>
-        <w:rPr>
-          <w:rStyle w:val="CdigoHTML"/>
-          <w:rFonts w:eastAsiaTheme="majorEastAsia"/>
-          <w:color w:val="000000"/>
-        </w:rPr>
         <w:t>create_genetic_schedule</w:t>
       </w:r>
-      <w:proofErr w:type="spellEnd"/>
       <w:r>
         <w:rPr>
           <w:color w:val="000000"/>
@@ -5889,25 +4805,7 @@
           <w:bCs/>
           <w:color w:val="000000"/>
         </w:rPr>
-        <w:t xml:space="preserve">Mutação </w:t>
-      </w:r>
-      <w:proofErr w:type="spellStart"/>
-      <w:r>
-        <w:rPr>
-          <w:b/>
-          <w:bCs/>
-          <w:color w:val="000000"/>
-        </w:rPr>
-        <w:t>Swap</w:t>
-      </w:r>
-      <w:proofErr w:type="spellEnd"/>
-      <w:r>
-        <w:rPr>
-          <w:b/>
-          <w:bCs/>
-          <w:color w:val="000000"/>
-        </w:rPr>
-        <w:t xml:space="preserve"> (Refinamento):</w:t>
+        <w:t>Mutação Swap (Refinamento):</w:t>
       </w:r>
       <w:r>
         <w:rPr>
@@ -5960,6 +4858,589 @@
     </w:p>
     <w:p>
       <w:pPr>
+        <w:pStyle w:val="NormalWeb"/>
+        <w:ind w:left="1440"/>
+        <w:rPr>
+          <w:b/>
+          <w:bCs/>
+          <w:color w:val="000000"/>
+        </w:rPr>
+      </w:pPr>
+    </w:p>
+    <w:p>
+      <w:pPr>
+        <w:pStyle w:val="Ttulo4"/>
+        <w:rPr>
+          <w:color w:val="000000"/>
+        </w:rPr>
+      </w:pPr>
+      <w:r>
+        <w:rPr>
+          <w:color w:val="000000"/>
+        </w:rPr>
+        <w:t>7. Fase 7: O Módulo de Emergência (Zero Day) – Preempção e Resiliência</w:t>
+      </w:r>
+    </w:p>
+    <w:p>
+      <w:pPr>
+        <w:pStyle w:val="NormalWeb"/>
+        <w:rPr>
+          <w:color w:val="000000"/>
+        </w:rPr>
+      </w:pPr>
+      <w:r>
+        <w:rPr>
+          <w:color w:val="000000"/>
+        </w:rPr>
+        <w:t>Enquanto o Algoritmo Genético é excelente para otimizar um calendário estático, ele não responde bem a eventos súbitos de extrema criticidade. Para resolver isto, implementámos a</w:t>
+      </w:r>
+      <w:r>
+        <w:rPr>
+          <w:rStyle w:val="apple-converted-space"/>
+          <w:rFonts w:eastAsiaTheme="majorEastAsia"/>
+          <w:color w:val="000000"/>
+        </w:rPr>
+        <w:t> </w:t>
+      </w:r>
+      <w:r>
+        <w:rPr>
+          <w:b/>
+          <w:bCs/>
+          <w:color w:val="000000"/>
+        </w:rPr>
+        <w:t>Heurística de Agendamento Preemptivo</w:t>
+      </w:r>
+      <w:r>
+        <w:rPr>
+          <w:rStyle w:val="apple-converted-space"/>
+          <w:rFonts w:eastAsiaTheme="majorEastAsia"/>
+          <w:color w:val="000000"/>
+        </w:rPr>
+        <w:t> </w:t>
+      </w:r>
+      <w:r>
+        <w:rPr>
+          <w:color w:val="000000"/>
+        </w:rPr>
+        <w:t>(em</w:t>
+      </w:r>
+      <w:r>
+        <w:rPr>
+          <w:rStyle w:val="apple-converted-space"/>
+          <w:rFonts w:eastAsiaTheme="majorEastAsia"/>
+          <w:color w:val="000000"/>
+        </w:rPr>
+        <w:t> </w:t>
+      </w:r>
+      <w:r>
+        <w:rPr>
+          <w:rStyle w:val="CdigoHTML"/>
+          <w:rFonts w:eastAsiaTheme="majorEastAsia"/>
+          <w:color w:val="000000"/>
+        </w:rPr>
+        <w:t>src/emergency.py</w:t>
+      </w:r>
+      <w:r>
+        <w:rPr>
+          <w:color w:val="000000"/>
+        </w:rPr>
+        <w:t>).</w:t>
+      </w:r>
+    </w:p>
+    <w:p>
+      <w:pPr>
+        <w:pStyle w:val="NormalWeb"/>
+        <w:rPr>
+          <w:color w:val="000000"/>
+        </w:rPr>
+      </w:pPr>
+      <w:r>
+        <w:rPr>
+          <w:b/>
+          <w:bCs/>
+          <w:color w:val="000000"/>
+        </w:rPr>
+        <w:t>7.1. A Lógica de Preempção ("Killer Logic")</w:t>
+      </w:r>
+      <w:r>
+        <w:rPr>
+          <w:rStyle w:val="apple-converted-space"/>
+          <w:rFonts w:eastAsiaTheme="majorEastAsia"/>
+          <w:color w:val="000000"/>
+        </w:rPr>
+        <w:t> </w:t>
+      </w:r>
+      <w:r>
+        <w:rPr>
+          <w:color w:val="000000"/>
+        </w:rPr>
+        <w:t>Diferente do agendamento normal que procura "espaços vazios", o algoritmo de Zero Day procura ativamente "espaços ocupados" para libertar recursos.</w:t>
+      </w:r>
+    </w:p>
+    <w:p>
+      <w:pPr>
+        <w:pStyle w:val="NormalWeb"/>
+        <w:numPr>
+          <w:ilvl w:val="0"/>
+          <w:numId w:val="30"/>
+        </w:numPr>
+        <w:rPr>
+          <w:color w:val="000000"/>
+        </w:rPr>
+      </w:pPr>
+      <w:r>
+        <w:rPr>
+          <w:b/>
+          <w:bCs/>
+          <w:color w:val="000000"/>
+        </w:rPr>
+        <w:t>Prioridade Absoluta:</w:t>
+      </w:r>
+      <w:r>
+        <w:rPr>
+          <w:rStyle w:val="apple-converted-space"/>
+          <w:rFonts w:eastAsiaTheme="majorEastAsia"/>
+          <w:color w:val="000000"/>
+        </w:rPr>
+        <w:t> </w:t>
+      </w:r>
+      <w:r>
+        <w:rPr>
+          <w:color w:val="000000"/>
+        </w:rPr>
+        <w:t>O Zero Day recebe um</w:t>
+      </w:r>
+      <w:r>
+        <w:rPr>
+          <w:rStyle w:val="apple-converted-space"/>
+          <w:rFonts w:eastAsiaTheme="majorEastAsia"/>
+          <w:color w:val="000000"/>
+        </w:rPr>
+        <w:t> </w:t>
+      </w:r>
+      <w:r>
+        <w:rPr>
+          <w:i/>
+          <w:iCs/>
+          <w:color w:val="000000"/>
+        </w:rPr>
+        <w:t>boost</w:t>
+      </w:r>
+      <w:r>
+        <w:rPr>
+          <w:rStyle w:val="apple-converted-space"/>
+          <w:rFonts w:eastAsiaTheme="majorEastAsia"/>
+          <w:color w:val="000000"/>
+        </w:rPr>
+        <w:t> </w:t>
+      </w:r>
+      <w:r>
+        <w:rPr>
+          <w:color w:val="000000"/>
+        </w:rPr>
+        <w:t>artificial, colocando o seu score de prioridade acima das tarefas normais.</w:t>
+      </w:r>
+    </w:p>
+    <w:p>
+      <w:pPr>
+        <w:pStyle w:val="NormalWeb"/>
+        <w:numPr>
+          <w:ilvl w:val="0"/>
+          <w:numId w:val="30"/>
+        </w:numPr>
+        <w:rPr>
+          <w:color w:val="000000"/>
+        </w:rPr>
+      </w:pPr>
+      <w:r>
+        <w:rPr>
+          <w:b/>
+          <w:bCs/>
+          <w:color w:val="000000"/>
+        </w:rPr>
+        <w:t>Cálculo de Sacrifício:</w:t>
+      </w:r>
+      <w:r>
+        <w:rPr>
+          <w:rStyle w:val="apple-converted-space"/>
+          <w:rFonts w:eastAsiaTheme="majorEastAsia"/>
+          <w:color w:val="000000"/>
+        </w:rPr>
+        <w:t> </w:t>
+      </w:r>
+      <w:r>
+        <w:rPr>
+          <w:color w:val="000000"/>
+        </w:rPr>
+        <w:t>O sistema percorre o calendário e, se não encontrar vaga, identifica tarefas de menor prioridade agendadas para o horário necessário. Se a diferença de prioridade for significativa (buffer de segurança), as tarefas atuais são "sacrificadas" (removidas do calendário).</w:t>
+      </w:r>
+    </w:p>
+    <w:p>
+      <w:pPr>
+        <w:pStyle w:val="NormalWeb"/>
+        <w:numPr>
+          <w:ilvl w:val="0"/>
+          <w:numId w:val="30"/>
+        </w:numPr>
+        <w:rPr>
+          <w:color w:val="000000"/>
+        </w:rPr>
+      </w:pPr>
+      <w:r>
+        <w:rPr>
+          <w:b/>
+          <w:bCs/>
+          <w:color w:val="000000"/>
+        </w:rPr>
+        <w:t>Gestão de Carga Líquida (Net-Load Calculation):</w:t>
+      </w:r>
+      <w:r>
+        <w:rPr>
+          <w:rStyle w:val="apple-converted-space"/>
+          <w:rFonts w:eastAsiaTheme="majorEastAsia"/>
+          <w:color w:val="000000"/>
+        </w:rPr>
+        <w:t> </w:t>
+      </w:r>
+      <w:r>
+        <w:rPr>
+          <w:color w:val="000000"/>
+        </w:rPr>
+        <w:t>Esta foi uma inovação crucial. Normalmente, um técnico com o dia cheio seria rejeitado. O nosso sistema calcula a</w:t>
+      </w:r>
+      <w:r>
+        <w:rPr>
+          <w:rStyle w:val="apple-converted-space"/>
+          <w:rFonts w:eastAsiaTheme="majorEastAsia"/>
+          <w:color w:val="000000"/>
+        </w:rPr>
+        <w:t> </w:t>
+      </w:r>
+      <w:r>
+        <w:rPr>
+          <w:b/>
+          <w:bCs/>
+          <w:color w:val="000000"/>
+        </w:rPr>
+        <w:t>disponibilidade futura</w:t>
+      </w:r>
+      <w:r>
+        <w:rPr>
+          <w:color w:val="000000"/>
+        </w:rPr>
+        <w:t>: subtrai as horas das tarefas que</w:t>
+      </w:r>
+      <w:r>
+        <w:rPr>
+          <w:rStyle w:val="apple-converted-space"/>
+          <w:rFonts w:eastAsiaTheme="majorEastAsia"/>
+          <w:color w:val="000000"/>
+        </w:rPr>
+        <w:t> </w:t>
+      </w:r>
+      <w:r>
+        <w:rPr>
+          <w:i/>
+          <w:iCs/>
+          <w:color w:val="000000"/>
+        </w:rPr>
+        <w:t>vão ser removidas</w:t>
+      </w:r>
+      <w:r>
+        <w:rPr>
+          <w:rStyle w:val="apple-converted-space"/>
+          <w:rFonts w:eastAsiaTheme="majorEastAsia"/>
+          <w:color w:val="000000"/>
+        </w:rPr>
+        <w:t> </w:t>
+      </w:r>
+      <w:r>
+        <w:rPr>
+          <w:color w:val="000000"/>
+        </w:rPr>
+        <w:t>antes de verificar se o técnico tem capacidade para aceitar o Zero Day. Isto permite a substituição direta de tarefas sem violar as leis laborais.</w:t>
+      </w:r>
+    </w:p>
+    <w:p>
+      <w:pPr>
+        <w:pStyle w:val="NormalWeb"/>
+        <w:rPr>
+          <w:color w:val="000000"/>
+        </w:rPr>
+      </w:pPr>
+      <w:r>
+        <w:rPr>
+          <w:b/>
+          <w:bCs/>
+          <w:color w:val="000000"/>
+        </w:rPr>
+        <w:t>7.2. Atomicidade e Pipeline de Segurança</w:t>
+      </w:r>
+      <w:r>
+        <w:rPr>
+          <w:rStyle w:val="apple-converted-space"/>
+          <w:rFonts w:eastAsiaTheme="majorEastAsia"/>
+          <w:color w:val="000000"/>
+        </w:rPr>
+        <w:t> </w:t>
+      </w:r>
+      <w:r>
+        <w:rPr>
+          <w:color w:val="000000"/>
+        </w:rPr>
+        <w:t>Mesmo numa emergência, a integridade do pipeline é mantida:</w:t>
+      </w:r>
+    </w:p>
+    <w:p>
+      <w:pPr>
+        <w:pStyle w:val="NormalWeb"/>
+        <w:numPr>
+          <w:ilvl w:val="0"/>
+          <w:numId w:val="31"/>
+        </w:numPr>
+        <w:rPr>
+          <w:color w:val="000000"/>
+        </w:rPr>
+      </w:pPr>
+      <w:r>
+        <w:rPr>
+          <w:color w:val="000000"/>
+        </w:rPr>
+        <w:t>Se o Zero Day não conseguir ser agendado em</w:t>
+      </w:r>
+      <w:r>
+        <w:rPr>
+          <w:rStyle w:val="apple-converted-space"/>
+          <w:rFonts w:eastAsiaTheme="majorEastAsia"/>
+          <w:color w:val="000000"/>
+        </w:rPr>
+        <w:t> </w:t>
+      </w:r>
+      <w:r>
+        <w:rPr>
+          <w:b/>
+          <w:bCs/>
+          <w:color w:val="000000"/>
+        </w:rPr>
+        <w:t>UAT</w:t>
+      </w:r>
+      <w:r>
+        <w:rPr>
+          <w:rStyle w:val="apple-converted-space"/>
+          <w:rFonts w:eastAsiaTheme="majorEastAsia"/>
+          <w:color w:val="000000"/>
+        </w:rPr>
+        <w:t> </w:t>
+      </w:r>
+      <w:r>
+        <w:rPr>
+          <w:color w:val="000000"/>
+        </w:rPr>
+        <w:t>(por falta de técnicos qualificados ou impossibilidade de preempção), o sistema</w:t>
+      </w:r>
+      <w:r>
+        <w:rPr>
+          <w:rStyle w:val="apple-converted-space"/>
+          <w:rFonts w:eastAsiaTheme="majorEastAsia"/>
+          <w:color w:val="000000"/>
+        </w:rPr>
+        <w:t> </w:t>
+      </w:r>
+      <w:r>
+        <w:rPr>
+          <w:b/>
+          <w:bCs/>
+          <w:color w:val="000000"/>
+        </w:rPr>
+        <w:t>bloqueia automaticamente</w:t>
+      </w:r>
+      <w:r>
+        <w:rPr>
+          <w:rStyle w:val="apple-converted-space"/>
+          <w:rFonts w:eastAsiaTheme="majorEastAsia"/>
+          <w:color w:val="000000"/>
+        </w:rPr>
+        <w:t> </w:t>
+      </w:r>
+      <w:r>
+        <w:rPr>
+          <w:color w:val="000000"/>
+        </w:rPr>
+        <w:t>o agendamento em</w:t>
+      </w:r>
+      <w:r>
+        <w:rPr>
+          <w:rStyle w:val="apple-converted-space"/>
+          <w:rFonts w:eastAsiaTheme="majorEastAsia"/>
+          <w:color w:val="000000"/>
+        </w:rPr>
+        <w:t> </w:t>
+      </w:r>
+      <w:r>
+        <w:rPr>
+          <w:b/>
+          <w:bCs/>
+          <w:color w:val="000000"/>
+        </w:rPr>
+        <w:t>PROD</w:t>
+      </w:r>
+      <w:r>
+        <w:rPr>
+          <w:color w:val="000000"/>
+        </w:rPr>
+        <w:t>.</w:t>
+      </w:r>
+    </w:p>
+    <w:p>
+      <w:pPr>
+        <w:pStyle w:val="NormalWeb"/>
+        <w:numPr>
+          <w:ilvl w:val="0"/>
+          <w:numId w:val="31"/>
+        </w:numPr>
+        <w:rPr>
+          <w:color w:val="000000"/>
+        </w:rPr>
+      </w:pPr>
+      <w:r>
+        <w:rPr>
+          <w:color w:val="000000"/>
+        </w:rPr>
+        <w:t>Isto previne o "panic patching", garantindo que nenhuma correção entra em produção sem validação prévia.</w:t>
+      </w:r>
+    </w:p>
+    <w:p>
+      <w:pPr>
+        <w:pStyle w:val="NormalWeb"/>
+        <w:rPr>
+          <w:color w:val="000000"/>
+        </w:rPr>
+      </w:pPr>
+      <w:r>
+        <w:rPr>
+          <w:b/>
+          <w:bCs/>
+          <w:color w:val="000000"/>
+        </w:rPr>
+        <w:lastRenderedPageBreak/>
+        <w:t>7.3. Relatório de "Danos Colaterais"</w:t>
+      </w:r>
+      <w:r>
+        <w:rPr>
+          <w:rStyle w:val="apple-converted-space"/>
+          <w:rFonts w:eastAsiaTheme="majorEastAsia"/>
+          <w:color w:val="000000"/>
+        </w:rPr>
+        <w:t> </w:t>
+      </w:r>
+      <w:r>
+        <w:rPr>
+          <w:color w:val="000000"/>
+        </w:rPr>
+        <w:t>O sistema distingue semanticamente entre "Falha" e "Sacrifício":</w:t>
+      </w:r>
+    </w:p>
+    <w:p>
+      <w:pPr>
+        <w:pStyle w:val="NormalWeb"/>
+        <w:numPr>
+          <w:ilvl w:val="0"/>
+          <w:numId w:val="32"/>
+        </w:numPr>
+        <w:rPr>
+          <w:color w:val="000000"/>
+        </w:rPr>
+      </w:pPr>
+      <w:r>
+        <w:rPr>
+          <w:b/>
+          <w:bCs/>
+          <w:color w:val="000000"/>
+        </w:rPr>
+        <w:t>Sucesso com Sacrifício:</w:t>
+      </w:r>
+      <w:r>
+        <w:rPr>
+          <w:rStyle w:val="apple-converted-space"/>
+          <w:rFonts w:eastAsiaTheme="majorEastAsia"/>
+          <w:color w:val="000000"/>
+        </w:rPr>
+        <w:t> </w:t>
+      </w:r>
+      <w:r>
+        <w:rPr>
+          <w:color w:val="000000"/>
+        </w:rPr>
+        <w:t>O Zero Day é agendado, e o sistema gera um relatório de</w:t>
+      </w:r>
+      <w:r>
+        <w:rPr>
+          <w:rStyle w:val="apple-converted-space"/>
+          <w:rFonts w:eastAsiaTheme="majorEastAsia"/>
+          <w:color w:val="000000"/>
+        </w:rPr>
+        <w:t> </w:t>
+      </w:r>
+      <w:r>
+        <w:rPr>
+          <w:b/>
+          <w:bCs/>
+          <w:color w:val="000000"/>
+        </w:rPr>
+        <w:t>Tarefas Desalojadas</w:t>
+      </w:r>
+      <w:r>
+        <w:rPr>
+          <w:color w:val="000000"/>
+        </w:rPr>
+        <w:t>, permitindo à gestão reagendar as manutenções de rotina canceladas.</w:t>
+      </w:r>
+    </w:p>
+    <w:p>
+      <w:pPr>
+        <w:pStyle w:val="NormalWeb"/>
+        <w:numPr>
+          <w:ilvl w:val="0"/>
+          <w:numId w:val="32"/>
+        </w:numPr>
+        <w:rPr>
+          <w:color w:val="000000"/>
+        </w:rPr>
+      </w:pPr>
+      <w:r>
+        <w:rPr>
+          <w:b/>
+          <w:bCs/>
+          <w:color w:val="000000"/>
+        </w:rPr>
+        <w:t>Falha Total:</w:t>
+      </w:r>
+      <w:r>
+        <w:rPr>
+          <w:rStyle w:val="apple-converted-space"/>
+          <w:rFonts w:eastAsiaTheme="majorEastAsia"/>
+          <w:color w:val="000000"/>
+        </w:rPr>
+        <w:t> </w:t>
+      </w:r>
+      <w:r>
+        <w:rPr>
+          <w:color w:val="000000"/>
+        </w:rPr>
+        <w:t>O Zero Day não é agendado (devido a restrições físicas insuperáveis), e o sistema reporta o motivo exato (ex: falta de janela ou dependência falhada).</w:t>
+      </w:r>
+    </w:p>
+    <w:p>
+      <w:pPr>
+        <w:pStyle w:val="NormalWeb"/>
+        <w:ind w:left="1440"/>
+        <w:rPr>
+          <w:color w:val="000000"/>
+        </w:rPr>
+      </w:pPr>
+    </w:p>
+    <w:p>
+      <w:pPr>
         <w:pStyle w:val="Ttulo2"/>
         <w:rPr>
           <w:color w:val="000000"/>
@@ -5969,7 +5450,19 @@
         <w:rPr>
           <w:color w:val="000000"/>
         </w:rPr>
-        <w:t>8. Fase 7: Engenharia de Escassez e Visualização</w:t>
+        <w:t xml:space="preserve">8. Fase </w:t>
+      </w:r>
+      <w:r>
+        <w:rPr>
+          <w:color w:val="000000"/>
+        </w:rPr>
+        <w:t>8</w:t>
+      </w:r>
+      <w:r>
+        <w:rPr>
+          <w:color w:val="000000"/>
+        </w:rPr>
+        <w:t>: Engenharia de Escassez e Visualização</w:t>
       </w:r>
     </w:p>
     <w:p>
@@ -6017,23 +5510,43 @@
           <w:color w:val="000000"/>
         </w:rPr>
       </w:pPr>
-      <w:proofErr w:type="spellStart"/>
       <w:r>
         <w:rPr>
           <w:b/>
           <w:bCs/>
           <w:color w:val="000000"/>
         </w:rPr>
-        <w:t>Frontend</w:t>
-      </w:r>
-      <w:proofErr w:type="spellEnd"/>
+        <w:t>Frontend:</w:t>
+      </w:r>
+      <w:r>
+        <w:rPr>
+          <w:rStyle w:val="apple-converted-space"/>
+          <w:rFonts w:eastAsiaTheme="majorEastAsia"/>
+          <w:color w:val="000000"/>
+        </w:rPr>
+        <w:t> </w:t>
+      </w:r>
+      <w:r>
+        <w:rPr>
+          <w:color w:val="000000"/>
+        </w:rPr>
+        <w:t>Integração com</w:t>
+      </w:r>
+      <w:r>
+        <w:rPr>
+          <w:rStyle w:val="apple-converted-space"/>
+          <w:rFonts w:eastAsiaTheme="majorEastAsia"/>
+          <w:color w:val="000000"/>
+        </w:rPr>
+        <w:t> </w:t>
+      </w:r>
       <w:r>
         <w:rPr>
           <w:b/>
           <w:bCs/>
           <w:color w:val="000000"/>
         </w:rPr>
-        <w:t>:</w:t>
+        <w:t>FullCalendar</w:t>
       </w:r>
       <w:r>
         <w:rPr>
@@ -6047,38 +5560,6 @@
         <w:rPr>
           <w:color w:val="000000"/>
         </w:rPr>
-        <w:t>Integração com</w:t>
-      </w:r>
-      <w:r>
-        <w:rPr>
-          <w:rStyle w:val="apple-converted-space"/>
-          <w:rFonts w:eastAsiaTheme="majorEastAsia"/>
-          <w:color w:val="000000"/>
-        </w:rPr>
-        <w:t> </w:t>
-      </w:r>
-      <w:proofErr w:type="spellStart"/>
-      <w:r>
-        <w:rPr>
-          <w:b/>
-          <w:bCs/>
-          <w:color w:val="000000"/>
-        </w:rPr>
-        <w:t>FullCalendar</w:t>
-      </w:r>
-      <w:proofErr w:type="spellEnd"/>
-      <w:r>
-        <w:rPr>
-          <w:rStyle w:val="apple-converted-space"/>
-          <w:rFonts w:eastAsiaTheme="majorEastAsia"/>
-          <w:color w:val="000000"/>
-        </w:rPr>
-        <w:t> </w:t>
-      </w:r>
-      <w:r>
-        <w:rPr>
-          <w:color w:val="000000"/>
-        </w:rPr>
         <w:t>(JSON) para validação visual das janelas noturnas de PROD.</w:t>
       </w:r>
       <w:r>
@@ -6118,6 +5599,7 @@
         <w:br/>
       </w:r>
     </w:p>
+    <w:bookmarkEnd w:id="0"/>
     <w:p/>
     <w:sectPr>
       <w:pgSz w:w="11906" w:h="16838"/>
@@ -6579,6 +6061,304 @@
     </w:lvl>
   </w:abstractNum>
   <w:abstractNum w:abstractNumId="3" w15:restartNumberingAfterBreak="0">
+    <w:nsid w:val="05A37DBA"/>
+    <w:multiLevelType w:val="multilevel"/>
+    <w:tmpl w:val="32F41BDC"/>
+    <w:lvl w:ilvl="0">
+      <w:start w:val="1"/>
+      <w:numFmt w:val="bullet"/>
+      <w:lvlText w:val=""/>
+      <w:lvlJc w:val="left"/>
+      <w:pPr>
+        <w:tabs>
+          <w:tab w:val="num" w:pos="720"/>
+        </w:tabs>
+        <w:ind w:left="720" w:hanging="360"/>
+      </w:pPr>
+      <w:rPr>
+        <w:rFonts w:ascii="Symbol" w:hAnsi="Symbol" w:hint="default"/>
+        <w:sz w:val="20"/>
+      </w:rPr>
+    </w:lvl>
+    <w:lvl w:ilvl="1" w:tentative="1">
+      <w:start w:val="1"/>
+      <w:numFmt w:val="bullet"/>
+      <w:lvlText w:val="o"/>
+      <w:lvlJc w:val="left"/>
+      <w:pPr>
+        <w:tabs>
+          <w:tab w:val="num" w:pos="1440"/>
+        </w:tabs>
+        <w:ind w:left="1440" w:hanging="360"/>
+      </w:pPr>
+      <w:rPr>
+        <w:rFonts w:ascii="Courier New" w:hAnsi="Courier New" w:hint="default"/>
+        <w:sz w:val="20"/>
+      </w:rPr>
+    </w:lvl>
+    <w:lvl w:ilvl="2" w:tentative="1">
+      <w:start w:val="1"/>
+      <w:numFmt w:val="bullet"/>
+      <w:lvlText w:val=""/>
+      <w:lvlJc w:val="left"/>
+      <w:pPr>
+        <w:tabs>
+          <w:tab w:val="num" w:pos="2160"/>
+        </w:tabs>
+        <w:ind w:left="2160" w:hanging="360"/>
+      </w:pPr>
+      <w:rPr>
+        <w:rFonts w:ascii="Wingdings" w:hAnsi="Wingdings" w:hint="default"/>
+        <w:sz w:val="20"/>
+      </w:rPr>
+    </w:lvl>
+    <w:lvl w:ilvl="3" w:tentative="1">
+      <w:start w:val="1"/>
+      <w:numFmt w:val="bullet"/>
+      <w:lvlText w:val=""/>
+      <w:lvlJc w:val="left"/>
+      <w:pPr>
+        <w:tabs>
+          <w:tab w:val="num" w:pos="2880"/>
+        </w:tabs>
+        <w:ind w:left="2880" w:hanging="360"/>
+      </w:pPr>
+      <w:rPr>
+        <w:rFonts w:ascii="Wingdings" w:hAnsi="Wingdings" w:hint="default"/>
+        <w:sz w:val="20"/>
+      </w:rPr>
+    </w:lvl>
+    <w:lvl w:ilvl="4" w:tentative="1">
+      <w:start w:val="1"/>
+      <w:numFmt w:val="bullet"/>
+      <w:lvlText w:val=""/>
+      <w:lvlJc w:val="left"/>
+      <w:pPr>
+        <w:tabs>
+          <w:tab w:val="num" w:pos="3600"/>
+        </w:tabs>
+        <w:ind w:left="3600" w:hanging="360"/>
+      </w:pPr>
+      <w:rPr>
+        <w:rFonts w:ascii="Wingdings" w:hAnsi="Wingdings" w:hint="default"/>
+        <w:sz w:val="20"/>
+      </w:rPr>
+    </w:lvl>
+    <w:lvl w:ilvl="5" w:tentative="1">
+      <w:start w:val="1"/>
+      <w:numFmt w:val="bullet"/>
+      <w:lvlText w:val=""/>
+      <w:lvlJc w:val="left"/>
+      <w:pPr>
+        <w:tabs>
+          <w:tab w:val="num" w:pos="4320"/>
+        </w:tabs>
+        <w:ind w:left="4320" w:hanging="360"/>
+      </w:pPr>
+      <w:rPr>
+        <w:rFonts w:ascii="Wingdings" w:hAnsi="Wingdings" w:hint="default"/>
+        <w:sz w:val="20"/>
+      </w:rPr>
+    </w:lvl>
+    <w:lvl w:ilvl="6" w:tentative="1">
+      <w:start w:val="1"/>
+      <w:numFmt w:val="bullet"/>
+      <w:lvlText w:val=""/>
+      <w:lvlJc w:val="left"/>
+      <w:pPr>
+        <w:tabs>
+          <w:tab w:val="num" w:pos="5040"/>
+        </w:tabs>
+        <w:ind w:left="5040" w:hanging="360"/>
+      </w:pPr>
+      <w:rPr>
+        <w:rFonts w:ascii="Wingdings" w:hAnsi="Wingdings" w:hint="default"/>
+        <w:sz w:val="20"/>
+      </w:rPr>
+    </w:lvl>
+    <w:lvl w:ilvl="7" w:tentative="1">
+      <w:start w:val="1"/>
+      <w:numFmt w:val="bullet"/>
+      <w:lvlText w:val=""/>
+      <w:lvlJc w:val="left"/>
+      <w:pPr>
+        <w:tabs>
+          <w:tab w:val="num" w:pos="5760"/>
+        </w:tabs>
+        <w:ind w:left="5760" w:hanging="360"/>
+      </w:pPr>
+      <w:rPr>
+        <w:rFonts w:ascii="Wingdings" w:hAnsi="Wingdings" w:hint="default"/>
+        <w:sz w:val="20"/>
+      </w:rPr>
+    </w:lvl>
+    <w:lvl w:ilvl="8" w:tentative="1">
+      <w:start w:val="1"/>
+      <w:numFmt w:val="bullet"/>
+      <w:lvlText w:val=""/>
+      <w:lvlJc w:val="left"/>
+      <w:pPr>
+        <w:tabs>
+          <w:tab w:val="num" w:pos="6480"/>
+        </w:tabs>
+        <w:ind w:left="6480" w:hanging="360"/>
+      </w:pPr>
+      <w:rPr>
+        <w:rFonts w:ascii="Wingdings" w:hAnsi="Wingdings" w:hint="default"/>
+        <w:sz w:val="20"/>
+      </w:rPr>
+    </w:lvl>
+  </w:abstractNum>
+  <w:abstractNum w:abstractNumId="4" w15:restartNumberingAfterBreak="0">
+    <w:nsid w:val="1BA82406"/>
+    <w:multiLevelType w:val="multilevel"/>
+    <w:tmpl w:val="7444B938"/>
+    <w:lvl w:ilvl="0">
+      <w:start w:val="1"/>
+      <w:numFmt w:val="bullet"/>
+      <w:lvlText w:val=""/>
+      <w:lvlJc w:val="left"/>
+      <w:pPr>
+        <w:tabs>
+          <w:tab w:val="num" w:pos="720"/>
+        </w:tabs>
+        <w:ind w:left="720" w:hanging="360"/>
+      </w:pPr>
+      <w:rPr>
+        <w:rFonts w:ascii="Symbol" w:hAnsi="Symbol" w:hint="default"/>
+        <w:sz w:val="20"/>
+      </w:rPr>
+    </w:lvl>
+    <w:lvl w:ilvl="1" w:tentative="1">
+      <w:start w:val="1"/>
+      <w:numFmt w:val="bullet"/>
+      <w:lvlText w:val="o"/>
+      <w:lvlJc w:val="left"/>
+      <w:pPr>
+        <w:tabs>
+          <w:tab w:val="num" w:pos="1440"/>
+        </w:tabs>
+        <w:ind w:left="1440" w:hanging="360"/>
+      </w:pPr>
+      <w:rPr>
+        <w:rFonts w:ascii="Courier New" w:hAnsi="Courier New" w:hint="default"/>
+        <w:sz w:val="20"/>
+      </w:rPr>
+    </w:lvl>
+    <w:lvl w:ilvl="2" w:tentative="1">
+      <w:start w:val="1"/>
+      <w:numFmt w:val="bullet"/>
+      <w:lvlText w:val=""/>
+      <w:lvlJc w:val="left"/>
+      <w:pPr>
+        <w:tabs>
+          <w:tab w:val="num" w:pos="2160"/>
+        </w:tabs>
+        <w:ind w:left="2160" w:hanging="360"/>
+      </w:pPr>
+      <w:rPr>
+        <w:rFonts w:ascii="Wingdings" w:hAnsi="Wingdings" w:hint="default"/>
+        <w:sz w:val="20"/>
+      </w:rPr>
+    </w:lvl>
+    <w:lvl w:ilvl="3" w:tentative="1">
+      <w:start w:val="1"/>
+      <w:numFmt w:val="bullet"/>
+      <w:lvlText w:val=""/>
+      <w:lvlJc w:val="left"/>
+      <w:pPr>
+        <w:tabs>
+          <w:tab w:val="num" w:pos="2880"/>
+        </w:tabs>
+        <w:ind w:left="2880" w:hanging="360"/>
+      </w:pPr>
+      <w:rPr>
+        <w:rFonts w:ascii="Wingdings" w:hAnsi="Wingdings" w:hint="default"/>
+        <w:sz w:val="20"/>
+      </w:rPr>
+    </w:lvl>
+    <w:lvl w:ilvl="4" w:tentative="1">
+      <w:start w:val="1"/>
+      <w:numFmt w:val="bullet"/>
+      <w:lvlText w:val=""/>
+      <w:lvlJc w:val="left"/>
+      <w:pPr>
+        <w:tabs>
+          <w:tab w:val="num" w:pos="3600"/>
+        </w:tabs>
+        <w:ind w:left="3600" w:hanging="360"/>
+      </w:pPr>
+      <w:rPr>
+        <w:rFonts w:ascii="Wingdings" w:hAnsi="Wingdings" w:hint="default"/>
+        <w:sz w:val="20"/>
+      </w:rPr>
+    </w:lvl>
+    <w:lvl w:ilvl="5" w:tentative="1">
+      <w:start w:val="1"/>
+      <w:numFmt w:val="bullet"/>
+      <w:lvlText w:val=""/>
+      <w:lvlJc w:val="left"/>
+      <w:pPr>
+        <w:tabs>
+          <w:tab w:val="num" w:pos="4320"/>
+        </w:tabs>
+        <w:ind w:left="4320" w:hanging="360"/>
+      </w:pPr>
+      <w:rPr>
+        <w:rFonts w:ascii="Wingdings" w:hAnsi="Wingdings" w:hint="default"/>
+        <w:sz w:val="20"/>
+      </w:rPr>
+    </w:lvl>
+    <w:lvl w:ilvl="6" w:tentative="1">
+      <w:start w:val="1"/>
+      <w:numFmt w:val="bullet"/>
+      <w:lvlText w:val=""/>
+      <w:lvlJc w:val="left"/>
+      <w:pPr>
+        <w:tabs>
+          <w:tab w:val="num" w:pos="5040"/>
+        </w:tabs>
+        <w:ind w:left="5040" w:hanging="360"/>
+      </w:pPr>
+      <w:rPr>
+        <w:rFonts w:ascii="Wingdings" w:hAnsi="Wingdings" w:hint="default"/>
+        <w:sz w:val="20"/>
+      </w:rPr>
+    </w:lvl>
+    <w:lvl w:ilvl="7" w:tentative="1">
+      <w:start w:val="1"/>
+      <w:numFmt w:val="bullet"/>
+      <w:lvlText w:val=""/>
+      <w:lvlJc w:val="left"/>
+      <w:pPr>
+        <w:tabs>
+          <w:tab w:val="num" w:pos="5760"/>
+        </w:tabs>
+        <w:ind w:left="5760" w:hanging="360"/>
+      </w:pPr>
+      <w:rPr>
+        <w:rFonts w:ascii="Wingdings" w:hAnsi="Wingdings" w:hint="default"/>
+        <w:sz w:val="20"/>
+      </w:rPr>
+    </w:lvl>
+    <w:lvl w:ilvl="8" w:tentative="1">
+      <w:start w:val="1"/>
+      <w:numFmt w:val="bullet"/>
+      <w:lvlText w:val=""/>
+      <w:lvlJc w:val="left"/>
+      <w:pPr>
+        <w:tabs>
+          <w:tab w:val="num" w:pos="6480"/>
+        </w:tabs>
+        <w:ind w:left="6480" w:hanging="360"/>
+      </w:pPr>
+      <w:rPr>
+        <w:rFonts w:ascii="Wingdings" w:hAnsi="Wingdings" w:hint="default"/>
+        <w:sz w:val="20"/>
+      </w:rPr>
+    </w:lvl>
+  </w:abstractNum>
+  <w:abstractNum w:abstractNumId="5" w15:restartNumberingAfterBreak="0">
     <w:nsid w:val="202B5200"/>
     <w:multiLevelType w:val="multilevel"/>
     <w:tmpl w:val="3E1AE5FA"/>
@@ -6727,7 +6507,7 @@
       </w:rPr>
     </w:lvl>
   </w:abstractNum>
-  <w:abstractNum w:abstractNumId="4" w15:restartNumberingAfterBreak="0">
+  <w:abstractNum w:abstractNumId="6" w15:restartNumberingAfterBreak="0">
     <w:nsid w:val="222E000F"/>
     <w:multiLevelType w:val="multilevel"/>
     <w:tmpl w:val="E4147470"/>
@@ -6876,7 +6656,7 @@
       </w:rPr>
     </w:lvl>
   </w:abstractNum>
-  <w:abstractNum w:abstractNumId="5" w15:restartNumberingAfterBreak="0">
+  <w:abstractNum w:abstractNumId="7" w15:restartNumberingAfterBreak="0">
     <w:nsid w:val="256F5D12"/>
     <w:multiLevelType w:val="multilevel"/>
     <w:tmpl w:val="6E368512"/>
@@ -7025,7 +6805,7 @@
       </w:rPr>
     </w:lvl>
   </w:abstractNum>
-  <w:abstractNum w:abstractNumId="6" w15:restartNumberingAfterBreak="0">
+  <w:abstractNum w:abstractNumId="8" w15:restartNumberingAfterBreak="0">
     <w:nsid w:val="29EF5F75"/>
     <w:multiLevelType w:val="multilevel"/>
     <w:tmpl w:val="8EAAA590"/>
@@ -7174,7 +6954,7 @@
       </w:rPr>
     </w:lvl>
   </w:abstractNum>
-  <w:abstractNum w:abstractNumId="7" w15:restartNumberingAfterBreak="0">
+  <w:abstractNum w:abstractNumId="9" w15:restartNumberingAfterBreak="0">
     <w:nsid w:val="2A216C82"/>
     <w:multiLevelType w:val="multilevel"/>
     <w:tmpl w:val="09D23A70"/>
@@ -7323,7 +7103,156 @@
       </w:rPr>
     </w:lvl>
   </w:abstractNum>
-  <w:abstractNum w:abstractNumId="8" w15:restartNumberingAfterBreak="0">
+  <w:abstractNum w:abstractNumId="10" w15:restartNumberingAfterBreak="0">
+    <w:nsid w:val="347B2354"/>
+    <w:multiLevelType w:val="multilevel"/>
+    <w:tmpl w:val="08DE7258"/>
+    <w:lvl w:ilvl="0">
+      <w:start w:val="1"/>
+      <w:numFmt w:val="bullet"/>
+      <w:lvlText w:val=""/>
+      <w:lvlJc w:val="left"/>
+      <w:pPr>
+        <w:tabs>
+          <w:tab w:val="num" w:pos="720"/>
+        </w:tabs>
+        <w:ind w:left="720" w:hanging="360"/>
+      </w:pPr>
+      <w:rPr>
+        <w:rFonts w:ascii="Symbol" w:hAnsi="Symbol" w:hint="default"/>
+        <w:sz w:val="20"/>
+      </w:rPr>
+    </w:lvl>
+    <w:lvl w:ilvl="1" w:tentative="1">
+      <w:start w:val="1"/>
+      <w:numFmt w:val="bullet"/>
+      <w:lvlText w:val="o"/>
+      <w:lvlJc w:val="left"/>
+      <w:pPr>
+        <w:tabs>
+          <w:tab w:val="num" w:pos="1440"/>
+        </w:tabs>
+        <w:ind w:left="1440" w:hanging="360"/>
+      </w:pPr>
+      <w:rPr>
+        <w:rFonts w:ascii="Courier New" w:hAnsi="Courier New" w:hint="default"/>
+        <w:sz w:val="20"/>
+      </w:rPr>
+    </w:lvl>
+    <w:lvl w:ilvl="2" w:tentative="1">
+      <w:start w:val="1"/>
+      <w:numFmt w:val="bullet"/>
+      <w:lvlText w:val=""/>
+      <w:lvlJc w:val="left"/>
+      <w:pPr>
+        <w:tabs>
+          <w:tab w:val="num" w:pos="2160"/>
+        </w:tabs>
+        <w:ind w:left="2160" w:hanging="360"/>
+      </w:pPr>
+      <w:rPr>
+        <w:rFonts w:ascii="Wingdings" w:hAnsi="Wingdings" w:hint="default"/>
+        <w:sz w:val="20"/>
+      </w:rPr>
+    </w:lvl>
+    <w:lvl w:ilvl="3" w:tentative="1">
+      <w:start w:val="1"/>
+      <w:numFmt w:val="bullet"/>
+      <w:lvlText w:val=""/>
+      <w:lvlJc w:val="left"/>
+      <w:pPr>
+        <w:tabs>
+          <w:tab w:val="num" w:pos="2880"/>
+        </w:tabs>
+        <w:ind w:left="2880" w:hanging="360"/>
+      </w:pPr>
+      <w:rPr>
+        <w:rFonts w:ascii="Wingdings" w:hAnsi="Wingdings" w:hint="default"/>
+        <w:sz w:val="20"/>
+      </w:rPr>
+    </w:lvl>
+    <w:lvl w:ilvl="4" w:tentative="1">
+      <w:start w:val="1"/>
+      <w:numFmt w:val="bullet"/>
+      <w:lvlText w:val=""/>
+      <w:lvlJc w:val="left"/>
+      <w:pPr>
+        <w:tabs>
+          <w:tab w:val="num" w:pos="3600"/>
+        </w:tabs>
+        <w:ind w:left="3600" w:hanging="360"/>
+      </w:pPr>
+      <w:rPr>
+        <w:rFonts w:ascii="Wingdings" w:hAnsi="Wingdings" w:hint="default"/>
+        <w:sz w:val="20"/>
+      </w:rPr>
+    </w:lvl>
+    <w:lvl w:ilvl="5" w:tentative="1">
+      <w:start w:val="1"/>
+      <w:numFmt w:val="bullet"/>
+      <w:lvlText w:val=""/>
+      <w:lvlJc w:val="left"/>
+      <w:pPr>
+        <w:tabs>
+          <w:tab w:val="num" w:pos="4320"/>
+        </w:tabs>
+        <w:ind w:left="4320" w:hanging="360"/>
+      </w:pPr>
+      <w:rPr>
+        <w:rFonts w:ascii="Wingdings" w:hAnsi="Wingdings" w:hint="default"/>
+        <w:sz w:val="20"/>
+      </w:rPr>
+    </w:lvl>
+    <w:lvl w:ilvl="6" w:tentative="1">
+      <w:start w:val="1"/>
+      <w:numFmt w:val="bullet"/>
+      <w:lvlText w:val=""/>
+      <w:lvlJc w:val="left"/>
+      <w:pPr>
+        <w:tabs>
+          <w:tab w:val="num" w:pos="5040"/>
+        </w:tabs>
+        <w:ind w:left="5040" w:hanging="360"/>
+      </w:pPr>
+      <w:rPr>
+        <w:rFonts w:ascii="Wingdings" w:hAnsi="Wingdings" w:hint="default"/>
+        <w:sz w:val="20"/>
+      </w:rPr>
+    </w:lvl>
+    <w:lvl w:ilvl="7" w:tentative="1">
+      <w:start w:val="1"/>
+      <w:numFmt w:val="bullet"/>
+      <w:lvlText w:val=""/>
+      <w:lvlJc w:val="left"/>
+      <w:pPr>
+        <w:tabs>
+          <w:tab w:val="num" w:pos="5760"/>
+        </w:tabs>
+        <w:ind w:left="5760" w:hanging="360"/>
+      </w:pPr>
+      <w:rPr>
+        <w:rFonts w:ascii="Wingdings" w:hAnsi="Wingdings" w:hint="default"/>
+        <w:sz w:val="20"/>
+      </w:rPr>
+    </w:lvl>
+    <w:lvl w:ilvl="8" w:tentative="1">
+      <w:start w:val="1"/>
+      <w:numFmt w:val="bullet"/>
+      <w:lvlText w:val=""/>
+      <w:lvlJc w:val="left"/>
+      <w:pPr>
+        <w:tabs>
+          <w:tab w:val="num" w:pos="6480"/>
+        </w:tabs>
+        <w:ind w:left="6480" w:hanging="360"/>
+      </w:pPr>
+      <w:rPr>
+        <w:rFonts w:ascii="Wingdings" w:hAnsi="Wingdings" w:hint="default"/>
+        <w:sz w:val="20"/>
+      </w:rPr>
+    </w:lvl>
+  </w:abstractNum>
+  <w:abstractNum w:abstractNumId="11" w15:restartNumberingAfterBreak="0">
     <w:nsid w:val="36063BC7"/>
     <w:multiLevelType w:val="multilevel"/>
     <w:tmpl w:val="21288340"/>
@@ -7436,7 +7365,7 @@
       </w:pPr>
     </w:lvl>
   </w:abstractNum>
-  <w:abstractNum w:abstractNumId="9" w15:restartNumberingAfterBreak="0">
+  <w:abstractNum w:abstractNumId="12" w15:restartNumberingAfterBreak="0">
     <w:nsid w:val="37CB247F"/>
     <w:multiLevelType w:val="multilevel"/>
     <w:tmpl w:val="C3A66E24"/>
@@ -7585,7 +7514,156 @@
       </w:rPr>
     </w:lvl>
   </w:abstractNum>
-  <w:abstractNum w:abstractNumId="10" w15:restartNumberingAfterBreak="0">
+  <w:abstractNum w:abstractNumId="13" w15:restartNumberingAfterBreak="0">
+    <w:nsid w:val="3DB21D9D"/>
+    <w:multiLevelType w:val="multilevel"/>
+    <w:tmpl w:val="9078CB6E"/>
+    <w:lvl w:ilvl="0">
+      <w:start w:val="1"/>
+      <w:numFmt w:val="bullet"/>
+      <w:lvlText w:val=""/>
+      <w:lvlJc w:val="left"/>
+      <w:pPr>
+        <w:tabs>
+          <w:tab w:val="num" w:pos="720"/>
+        </w:tabs>
+        <w:ind w:left="720" w:hanging="360"/>
+      </w:pPr>
+      <w:rPr>
+        <w:rFonts w:ascii="Symbol" w:hAnsi="Symbol" w:hint="default"/>
+        <w:sz w:val="20"/>
+      </w:rPr>
+    </w:lvl>
+    <w:lvl w:ilvl="1" w:tentative="1">
+      <w:start w:val="1"/>
+      <w:numFmt w:val="bullet"/>
+      <w:lvlText w:val="o"/>
+      <w:lvlJc w:val="left"/>
+      <w:pPr>
+        <w:tabs>
+          <w:tab w:val="num" w:pos="1440"/>
+        </w:tabs>
+        <w:ind w:left="1440" w:hanging="360"/>
+      </w:pPr>
+      <w:rPr>
+        <w:rFonts w:ascii="Courier New" w:hAnsi="Courier New" w:hint="default"/>
+        <w:sz w:val="20"/>
+      </w:rPr>
+    </w:lvl>
+    <w:lvl w:ilvl="2" w:tentative="1">
+      <w:start w:val="1"/>
+      <w:numFmt w:val="bullet"/>
+      <w:lvlText w:val=""/>
+      <w:lvlJc w:val="left"/>
+      <w:pPr>
+        <w:tabs>
+          <w:tab w:val="num" w:pos="2160"/>
+        </w:tabs>
+        <w:ind w:left="2160" w:hanging="360"/>
+      </w:pPr>
+      <w:rPr>
+        <w:rFonts w:ascii="Wingdings" w:hAnsi="Wingdings" w:hint="default"/>
+        <w:sz w:val="20"/>
+      </w:rPr>
+    </w:lvl>
+    <w:lvl w:ilvl="3" w:tentative="1">
+      <w:start w:val="1"/>
+      <w:numFmt w:val="bullet"/>
+      <w:lvlText w:val=""/>
+      <w:lvlJc w:val="left"/>
+      <w:pPr>
+        <w:tabs>
+          <w:tab w:val="num" w:pos="2880"/>
+        </w:tabs>
+        <w:ind w:left="2880" w:hanging="360"/>
+      </w:pPr>
+      <w:rPr>
+        <w:rFonts w:ascii="Wingdings" w:hAnsi="Wingdings" w:hint="default"/>
+        <w:sz w:val="20"/>
+      </w:rPr>
+    </w:lvl>
+    <w:lvl w:ilvl="4" w:tentative="1">
+      <w:start w:val="1"/>
+      <w:numFmt w:val="bullet"/>
+      <w:lvlText w:val=""/>
+      <w:lvlJc w:val="left"/>
+      <w:pPr>
+        <w:tabs>
+          <w:tab w:val="num" w:pos="3600"/>
+        </w:tabs>
+        <w:ind w:left="3600" w:hanging="360"/>
+      </w:pPr>
+      <w:rPr>
+        <w:rFonts w:ascii="Wingdings" w:hAnsi="Wingdings" w:hint="default"/>
+        <w:sz w:val="20"/>
+      </w:rPr>
+    </w:lvl>
+    <w:lvl w:ilvl="5" w:tentative="1">
+      <w:start w:val="1"/>
+      <w:numFmt w:val="bullet"/>
+      <w:lvlText w:val=""/>
+      <w:lvlJc w:val="left"/>
+      <w:pPr>
+        <w:tabs>
+          <w:tab w:val="num" w:pos="4320"/>
+        </w:tabs>
+        <w:ind w:left="4320" w:hanging="360"/>
+      </w:pPr>
+      <w:rPr>
+        <w:rFonts w:ascii="Wingdings" w:hAnsi="Wingdings" w:hint="default"/>
+        <w:sz w:val="20"/>
+      </w:rPr>
+    </w:lvl>
+    <w:lvl w:ilvl="6" w:tentative="1">
+      <w:start w:val="1"/>
+      <w:numFmt w:val="bullet"/>
+      <w:lvlText w:val=""/>
+      <w:lvlJc w:val="left"/>
+      <w:pPr>
+        <w:tabs>
+          <w:tab w:val="num" w:pos="5040"/>
+        </w:tabs>
+        <w:ind w:left="5040" w:hanging="360"/>
+      </w:pPr>
+      <w:rPr>
+        <w:rFonts w:ascii="Wingdings" w:hAnsi="Wingdings" w:hint="default"/>
+        <w:sz w:val="20"/>
+      </w:rPr>
+    </w:lvl>
+    <w:lvl w:ilvl="7" w:tentative="1">
+      <w:start w:val="1"/>
+      <w:numFmt w:val="bullet"/>
+      <w:lvlText w:val=""/>
+      <w:lvlJc w:val="left"/>
+      <w:pPr>
+        <w:tabs>
+          <w:tab w:val="num" w:pos="5760"/>
+        </w:tabs>
+        <w:ind w:left="5760" w:hanging="360"/>
+      </w:pPr>
+      <w:rPr>
+        <w:rFonts w:ascii="Wingdings" w:hAnsi="Wingdings" w:hint="default"/>
+        <w:sz w:val="20"/>
+      </w:rPr>
+    </w:lvl>
+    <w:lvl w:ilvl="8" w:tentative="1">
+      <w:start w:val="1"/>
+      <w:numFmt w:val="bullet"/>
+      <w:lvlText w:val=""/>
+      <w:lvlJc w:val="left"/>
+      <w:pPr>
+        <w:tabs>
+          <w:tab w:val="num" w:pos="6480"/>
+        </w:tabs>
+        <w:ind w:left="6480" w:hanging="360"/>
+      </w:pPr>
+      <w:rPr>
+        <w:rFonts w:ascii="Wingdings" w:hAnsi="Wingdings" w:hint="default"/>
+        <w:sz w:val="20"/>
+      </w:rPr>
+    </w:lvl>
+  </w:abstractNum>
+  <w:abstractNum w:abstractNumId="14" w15:restartNumberingAfterBreak="0">
     <w:nsid w:val="3E057D5C"/>
     <w:multiLevelType w:val="multilevel"/>
     <w:tmpl w:val="2ABA8534"/>
@@ -7734,7 +7812,156 @@
       </w:rPr>
     </w:lvl>
   </w:abstractNum>
-  <w:abstractNum w:abstractNumId="11" w15:restartNumberingAfterBreak="0">
+  <w:abstractNum w:abstractNumId="15" w15:restartNumberingAfterBreak="0">
+    <w:nsid w:val="410B790E"/>
+    <w:multiLevelType w:val="multilevel"/>
+    <w:tmpl w:val="B464023E"/>
+    <w:lvl w:ilvl="0">
+      <w:start w:val="1"/>
+      <w:numFmt w:val="bullet"/>
+      <w:lvlText w:val=""/>
+      <w:lvlJc w:val="left"/>
+      <w:pPr>
+        <w:tabs>
+          <w:tab w:val="num" w:pos="720"/>
+        </w:tabs>
+        <w:ind w:left="720" w:hanging="360"/>
+      </w:pPr>
+      <w:rPr>
+        <w:rFonts w:ascii="Symbol" w:hAnsi="Symbol" w:hint="default"/>
+        <w:sz w:val="20"/>
+      </w:rPr>
+    </w:lvl>
+    <w:lvl w:ilvl="1" w:tentative="1">
+      <w:start w:val="1"/>
+      <w:numFmt w:val="bullet"/>
+      <w:lvlText w:val="o"/>
+      <w:lvlJc w:val="left"/>
+      <w:pPr>
+        <w:tabs>
+          <w:tab w:val="num" w:pos="1440"/>
+        </w:tabs>
+        <w:ind w:left="1440" w:hanging="360"/>
+      </w:pPr>
+      <w:rPr>
+        <w:rFonts w:ascii="Courier New" w:hAnsi="Courier New" w:hint="default"/>
+        <w:sz w:val="20"/>
+      </w:rPr>
+    </w:lvl>
+    <w:lvl w:ilvl="2" w:tentative="1">
+      <w:start w:val="1"/>
+      <w:numFmt w:val="bullet"/>
+      <w:lvlText w:val=""/>
+      <w:lvlJc w:val="left"/>
+      <w:pPr>
+        <w:tabs>
+          <w:tab w:val="num" w:pos="2160"/>
+        </w:tabs>
+        <w:ind w:left="2160" w:hanging="360"/>
+      </w:pPr>
+      <w:rPr>
+        <w:rFonts w:ascii="Wingdings" w:hAnsi="Wingdings" w:hint="default"/>
+        <w:sz w:val="20"/>
+      </w:rPr>
+    </w:lvl>
+    <w:lvl w:ilvl="3" w:tentative="1">
+      <w:start w:val="1"/>
+      <w:numFmt w:val="bullet"/>
+      <w:lvlText w:val=""/>
+      <w:lvlJc w:val="left"/>
+      <w:pPr>
+        <w:tabs>
+          <w:tab w:val="num" w:pos="2880"/>
+        </w:tabs>
+        <w:ind w:left="2880" w:hanging="360"/>
+      </w:pPr>
+      <w:rPr>
+        <w:rFonts w:ascii="Wingdings" w:hAnsi="Wingdings" w:hint="default"/>
+        <w:sz w:val="20"/>
+      </w:rPr>
+    </w:lvl>
+    <w:lvl w:ilvl="4" w:tentative="1">
+      <w:start w:val="1"/>
+      <w:numFmt w:val="bullet"/>
+      <w:lvlText w:val=""/>
+      <w:lvlJc w:val="left"/>
+      <w:pPr>
+        <w:tabs>
+          <w:tab w:val="num" w:pos="3600"/>
+        </w:tabs>
+        <w:ind w:left="3600" w:hanging="360"/>
+      </w:pPr>
+      <w:rPr>
+        <w:rFonts w:ascii="Wingdings" w:hAnsi="Wingdings" w:hint="default"/>
+        <w:sz w:val="20"/>
+      </w:rPr>
+    </w:lvl>
+    <w:lvl w:ilvl="5" w:tentative="1">
+      <w:start w:val="1"/>
+      <w:numFmt w:val="bullet"/>
+      <w:lvlText w:val=""/>
+      <w:lvlJc w:val="left"/>
+      <w:pPr>
+        <w:tabs>
+          <w:tab w:val="num" w:pos="4320"/>
+        </w:tabs>
+        <w:ind w:left="4320" w:hanging="360"/>
+      </w:pPr>
+      <w:rPr>
+        <w:rFonts w:ascii="Wingdings" w:hAnsi="Wingdings" w:hint="default"/>
+        <w:sz w:val="20"/>
+      </w:rPr>
+    </w:lvl>
+    <w:lvl w:ilvl="6" w:tentative="1">
+      <w:start w:val="1"/>
+      <w:numFmt w:val="bullet"/>
+      <w:lvlText w:val=""/>
+      <w:lvlJc w:val="left"/>
+      <w:pPr>
+        <w:tabs>
+          <w:tab w:val="num" w:pos="5040"/>
+        </w:tabs>
+        <w:ind w:left="5040" w:hanging="360"/>
+      </w:pPr>
+      <w:rPr>
+        <w:rFonts w:ascii="Wingdings" w:hAnsi="Wingdings" w:hint="default"/>
+        <w:sz w:val="20"/>
+      </w:rPr>
+    </w:lvl>
+    <w:lvl w:ilvl="7" w:tentative="1">
+      <w:start w:val="1"/>
+      <w:numFmt w:val="bullet"/>
+      <w:lvlText w:val=""/>
+      <w:lvlJc w:val="left"/>
+      <w:pPr>
+        <w:tabs>
+          <w:tab w:val="num" w:pos="5760"/>
+        </w:tabs>
+        <w:ind w:left="5760" w:hanging="360"/>
+      </w:pPr>
+      <w:rPr>
+        <w:rFonts w:ascii="Wingdings" w:hAnsi="Wingdings" w:hint="default"/>
+        <w:sz w:val="20"/>
+      </w:rPr>
+    </w:lvl>
+    <w:lvl w:ilvl="8" w:tentative="1">
+      <w:start w:val="1"/>
+      <w:numFmt w:val="bullet"/>
+      <w:lvlText w:val=""/>
+      <w:lvlJc w:val="left"/>
+      <w:pPr>
+        <w:tabs>
+          <w:tab w:val="num" w:pos="6480"/>
+        </w:tabs>
+        <w:ind w:left="6480" w:hanging="360"/>
+      </w:pPr>
+      <w:rPr>
+        <w:rFonts w:ascii="Wingdings" w:hAnsi="Wingdings" w:hint="default"/>
+        <w:sz w:val="20"/>
+      </w:rPr>
+    </w:lvl>
+  </w:abstractNum>
+  <w:abstractNum w:abstractNumId="16" w15:restartNumberingAfterBreak="0">
     <w:nsid w:val="43234C22"/>
     <w:multiLevelType w:val="multilevel"/>
     <w:tmpl w:val="F4F4D26E"/>
@@ -7883,7 +8110,7 @@
       </w:rPr>
     </w:lvl>
   </w:abstractNum>
-  <w:abstractNum w:abstractNumId="12" w15:restartNumberingAfterBreak="0">
+  <w:abstractNum w:abstractNumId="17" w15:restartNumberingAfterBreak="0">
     <w:nsid w:val="43D57710"/>
     <w:multiLevelType w:val="multilevel"/>
     <w:tmpl w:val="D02825DA"/>
@@ -8032,7 +8259,7 @@
       </w:rPr>
     </w:lvl>
   </w:abstractNum>
-  <w:abstractNum w:abstractNumId="13" w15:restartNumberingAfterBreak="0">
+  <w:abstractNum w:abstractNumId="18" w15:restartNumberingAfterBreak="0">
     <w:nsid w:val="474E5015"/>
     <w:multiLevelType w:val="multilevel"/>
     <w:tmpl w:val="FEA0DB04"/>
@@ -8181,7 +8408,156 @@
       </w:rPr>
     </w:lvl>
   </w:abstractNum>
-  <w:abstractNum w:abstractNumId="14" w15:restartNumberingAfterBreak="0">
+  <w:abstractNum w:abstractNumId="19" w15:restartNumberingAfterBreak="0">
+    <w:nsid w:val="4D92259D"/>
+    <w:multiLevelType w:val="multilevel"/>
+    <w:tmpl w:val="81AE724C"/>
+    <w:lvl w:ilvl="0">
+      <w:start w:val="1"/>
+      <w:numFmt w:val="bullet"/>
+      <w:lvlText w:val=""/>
+      <w:lvlJc w:val="left"/>
+      <w:pPr>
+        <w:tabs>
+          <w:tab w:val="num" w:pos="720"/>
+        </w:tabs>
+        <w:ind w:left="720" w:hanging="360"/>
+      </w:pPr>
+      <w:rPr>
+        <w:rFonts w:ascii="Symbol" w:hAnsi="Symbol" w:hint="default"/>
+        <w:sz w:val="20"/>
+      </w:rPr>
+    </w:lvl>
+    <w:lvl w:ilvl="1" w:tentative="1">
+      <w:start w:val="1"/>
+      <w:numFmt w:val="bullet"/>
+      <w:lvlText w:val="o"/>
+      <w:lvlJc w:val="left"/>
+      <w:pPr>
+        <w:tabs>
+          <w:tab w:val="num" w:pos="1440"/>
+        </w:tabs>
+        <w:ind w:left="1440" w:hanging="360"/>
+      </w:pPr>
+      <w:rPr>
+        <w:rFonts w:ascii="Courier New" w:hAnsi="Courier New" w:hint="default"/>
+        <w:sz w:val="20"/>
+      </w:rPr>
+    </w:lvl>
+    <w:lvl w:ilvl="2" w:tentative="1">
+      <w:start w:val="1"/>
+      <w:numFmt w:val="bullet"/>
+      <w:lvlText w:val=""/>
+      <w:lvlJc w:val="left"/>
+      <w:pPr>
+        <w:tabs>
+          <w:tab w:val="num" w:pos="2160"/>
+        </w:tabs>
+        <w:ind w:left="2160" w:hanging="360"/>
+      </w:pPr>
+      <w:rPr>
+        <w:rFonts w:ascii="Wingdings" w:hAnsi="Wingdings" w:hint="default"/>
+        <w:sz w:val="20"/>
+      </w:rPr>
+    </w:lvl>
+    <w:lvl w:ilvl="3" w:tentative="1">
+      <w:start w:val="1"/>
+      <w:numFmt w:val="bullet"/>
+      <w:lvlText w:val=""/>
+      <w:lvlJc w:val="left"/>
+      <w:pPr>
+        <w:tabs>
+          <w:tab w:val="num" w:pos="2880"/>
+        </w:tabs>
+        <w:ind w:left="2880" w:hanging="360"/>
+      </w:pPr>
+      <w:rPr>
+        <w:rFonts w:ascii="Wingdings" w:hAnsi="Wingdings" w:hint="default"/>
+        <w:sz w:val="20"/>
+      </w:rPr>
+    </w:lvl>
+    <w:lvl w:ilvl="4" w:tentative="1">
+      <w:start w:val="1"/>
+      <w:numFmt w:val="bullet"/>
+      <w:lvlText w:val=""/>
+      <w:lvlJc w:val="left"/>
+      <w:pPr>
+        <w:tabs>
+          <w:tab w:val="num" w:pos="3600"/>
+        </w:tabs>
+        <w:ind w:left="3600" w:hanging="360"/>
+      </w:pPr>
+      <w:rPr>
+        <w:rFonts w:ascii="Wingdings" w:hAnsi="Wingdings" w:hint="default"/>
+        <w:sz w:val="20"/>
+      </w:rPr>
+    </w:lvl>
+    <w:lvl w:ilvl="5" w:tentative="1">
+      <w:start w:val="1"/>
+      <w:numFmt w:val="bullet"/>
+      <w:lvlText w:val=""/>
+      <w:lvlJc w:val="left"/>
+      <w:pPr>
+        <w:tabs>
+          <w:tab w:val="num" w:pos="4320"/>
+        </w:tabs>
+        <w:ind w:left="4320" w:hanging="360"/>
+      </w:pPr>
+      <w:rPr>
+        <w:rFonts w:ascii="Wingdings" w:hAnsi="Wingdings" w:hint="default"/>
+        <w:sz w:val="20"/>
+      </w:rPr>
+    </w:lvl>
+    <w:lvl w:ilvl="6" w:tentative="1">
+      <w:start w:val="1"/>
+      <w:numFmt w:val="bullet"/>
+      <w:lvlText w:val=""/>
+      <w:lvlJc w:val="left"/>
+      <w:pPr>
+        <w:tabs>
+          <w:tab w:val="num" w:pos="5040"/>
+        </w:tabs>
+        <w:ind w:left="5040" w:hanging="360"/>
+      </w:pPr>
+      <w:rPr>
+        <w:rFonts w:ascii="Wingdings" w:hAnsi="Wingdings" w:hint="default"/>
+        <w:sz w:val="20"/>
+      </w:rPr>
+    </w:lvl>
+    <w:lvl w:ilvl="7" w:tentative="1">
+      <w:start w:val="1"/>
+      <w:numFmt w:val="bullet"/>
+      <w:lvlText w:val=""/>
+      <w:lvlJc w:val="left"/>
+      <w:pPr>
+        <w:tabs>
+          <w:tab w:val="num" w:pos="5760"/>
+        </w:tabs>
+        <w:ind w:left="5760" w:hanging="360"/>
+      </w:pPr>
+      <w:rPr>
+        <w:rFonts w:ascii="Wingdings" w:hAnsi="Wingdings" w:hint="default"/>
+        <w:sz w:val="20"/>
+      </w:rPr>
+    </w:lvl>
+    <w:lvl w:ilvl="8" w:tentative="1">
+      <w:start w:val="1"/>
+      <w:numFmt w:val="bullet"/>
+      <w:lvlText w:val=""/>
+      <w:lvlJc w:val="left"/>
+      <w:pPr>
+        <w:tabs>
+          <w:tab w:val="num" w:pos="6480"/>
+        </w:tabs>
+        <w:ind w:left="6480" w:hanging="360"/>
+      </w:pPr>
+      <w:rPr>
+        <w:rFonts w:ascii="Wingdings" w:hAnsi="Wingdings" w:hint="default"/>
+        <w:sz w:val="20"/>
+      </w:rPr>
+    </w:lvl>
+  </w:abstractNum>
+  <w:abstractNum w:abstractNumId="20" w15:restartNumberingAfterBreak="0">
     <w:nsid w:val="52E96DAE"/>
     <w:multiLevelType w:val="multilevel"/>
     <w:tmpl w:val="14C08E56"/>
@@ -8330,7 +8706,7 @@
       </w:rPr>
     </w:lvl>
   </w:abstractNum>
-  <w:abstractNum w:abstractNumId="15" w15:restartNumberingAfterBreak="0">
+  <w:abstractNum w:abstractNumId="21" w15:restartNumberingAfterBreak="0">
     <w:nsid w:val="53720382"/>
     <w:multiLevelType w:val="multilevel"/>
     <w:tmpl w:val="95C2CDFA"/>
@@ -8479,7 +8855,7 @@
       </w:rPr>
     </w:lvl>
   </w:abstractNum>
-  <w:abstractNum w:abstractNumId="16" w15:restartNumberingAfterBreak="0">
+  <w:abstractNum w:abstractNumId="22" w15:restartNumberingAfterBreak="0">
     <w:nsid w:val="5385519B"/>
     <w:multiLevelType w:val="multilevel"/>
     <w:tmpl w:val="E9CCB79C"/>
@@ -8628,7 +9004,305 @@
       </w:rPr>
     </w:lvl>
   </w:abstractNum>
-  <w:abstractNum w:abstractNumId="17" w15:restartNumberingAfterBreak="0">
+  <w:abstractNum w:abstractNumId="23" w15:restartNumberingAfterBreak="0">
+    <w:nsid w:val="54E50C91"/>
+    <w:multiLevelType w:val="multilevel"/>
+    <w:tmpl w:val="A3CC49E0"/>
+    <w:lvl w:ilvl="0">
+      <w:start w:val="1"/>
+      <w:numFmt w:val="bullet"/>
+      <w:lvlText w:val=""/>
+      <w:lvlJc w:val="left"/>
+      <w:pPr>
+        <w:tabs>
+          <w:tab w:val="num" w:pos="720"/>
+        </w:tabs>
+        <w:ind w:left="720" w:hanging="360"/>
+      </w:pPr>
+      <w:rPr>
+        <w:rFonts w:ascii="Symbol" w:hAnsi="Symbol" w:hint="default"/>
+        <w:sz w:val="20"/>
+      </w:rPr>
+    </w:lvl>
+    <w:lvl w:ilvl="1" w:tentative="1">
+      <w:start w:val="1"/>
+      <w:numFmt w:val="bullet"/>
+      <w:lvlText w:val="o"/>
+      <w:lvlJc w:val="left"/>
+      <w:pPr>
+        <w:tabs>
+          <w:tab w:val="num" w:pos="1440"/>
+        </w:tabs>
+        <w:ind w:left="1440" w:hanging="360"/>
+      </w:pPr>
+      <w:rPr>
+        <w:rFonts w:ascii="Courier New" w:hAnsi="Courier New" w:hint="default"/>
+        <w:sz w:val="20"/>
+      </w:rPr>
+    </w:lvl>
+    <w:lvl w:ilvl="2" w:tentative="1">
+      <w:start w:val="1"/>
+      <w:numFmt w:val="bullet"/>
+      <w:lvlText w:val=""/>
+      <w:lvlJc w:val="left"/>
+      <w:pPr>
+        <w:tabs>
+          <w:tab w:val="num" w:pos="2160"/>
+        </w:tabs>
+        <w:ind w:left="2160" w:hanging="360"/>
+      </w:pPr>
+      <w:rPr>
+        <w:rFonts w:ascii="Wingdings" w:hAnsi="Wingdings" w:hint="default"/>
+        <w:sz w:val="20"/>
+      </w:rPr>
+    </w:lvl>
+    <w:lvl w:ilvl="3" w:tentative="1">
+      <w:start w:val="1"/>
+      <w:numFmt w:val="bullet"/>
+      <w:lvlText w:val=""/>
+      <w:lvlJc w:val="left"/>
+      <w:pPr>
+        <w:tabs>
+          <w:tab w:val="num" w:pos="2880"/>
+        </w:tabs>
+        <w:ind w:left="2880" w:hanging="360"/>
+      </w:pPr>
+      <w:rPr>
+        <w:rFonts w:ascii="Wingdings" w:hAnsi="Wingdings" w:hint="default"/>
+        <w:sz w:val="20"/>
+      </w:rPr>
+    </w:lvl>
+    <w:lvl w:ilvl="4" w:tentative="1">
+      <w:start w:val="1"/>
+      <w:numFmt w:val="bullet"/>
+      <w:lvlText w:val=""/>
+      <w:lvlJc w:val="left"/>
+      <w:pPr>
+        <w:tabs>
+          <w:tab w:val="num" w:pos="3600"/>
+        </w:tabs>
+        <w:ind w:left="3600" w:hanging="360"/>
+      </w:pPr>
+      <w:rPr>
+        <w:rFonts w:ascii="Wingdings" w:hAnsi="Wingdings" w:hint="default"/>
+        <w:sz w:val="20"/>
+      </w:rPr>
+    </w:lvl>
+    <w:lvl w:ilvl="5" w:tentative="1">
+      <w:start w:val="1"/>
+      <w:numFmt w:val="bullet"/>
+      <w:lvlText w:val=""/>
+      <w:lvlJc w:val="left"/>
+      <w:pPr>
+        <w:tabs>
+          <w:tab w:val="num" w:pos="4320"/>
+        </w:tabs>
+        <w:ind w:left="4320" w:hanging="360"/>
+      </w:pPr>
+      <w:rPr>
+        <w:rFonts w:ascii="Wingdings" w:hAnsi="Wingdings" w:hint="default"/>
+        <w:sz w:val="20"/>
+      </w:rPr>
+    </w:lvl>
+    <w:lvl w:ilvl="6" w:tentative="1">
+      <w:start w:val="1"/>
+      <w:numFmt w:val="bullet"/>
+      <w:lvlText w:val=""/>
+      <w:lvlJc w:val="left"/>
+      <w:pPr>
+        <w:tabs>
+          <w:tab w:val="num" w:pos="5040"/>
+        </w:tabs>
+        <w:ind w:left="5040" w:hanging="360"/>
+      </w:pPr>
+      <w:rPr>
+        <w:rFonts w:ascii="Wingdings" w:hAnsi="Wingdings" w:hint="default"/>
+        <w:sz w:val="20"/>
+      </w:rPr>
+    </w:lvl>
+    <w:lvl w:ilvl="7" w:tentative="1">
+      <w:start w:val="1"/>
+      <w:numFmt w:val="bullet"/>
+      <w:lvlText w:val=""/>
+      <w:lvlJc w:val="left"/>
+      <w:pPr>
+        <w:tabs>
+          <w:tab w:val="num" w:pos="5760"/>
+        </w:tabs>
+        <w:ind w:left="5760" w:hanging="360"/>
+      </w:pPr>
+      <w:rPr>
+        <w:rFonts w:ascii="Wingdings" w:hAnsi="Wingdings" w:hint="default"/>
+        <w:sz w:val="20"/>
+      </w:rPr>
+    </w:lvl>
+    <w:lvl w:ilvl="8" w:tentative="1">
+      <w:start w:val="1"/>
+      <w:numFmt w:val="bullet"/>
+      <w:lvlText w:val=""/>
+      <w:lvlJc w:val="left"/>
+      <w:pPr>
+        <w:tabs>
+          <w:tab w:val="num" w:pos="6480"/>
+        </w:tabs>
+        <w:ind w:left="6480" w:hanging="360"/>
+      </w:pPr>
+      <w:rPr>
+        <w:rFonts w:ascii="Wingdings" w:hAnsi="Wingdings" w:hint="default"/>
+        <w:sz w:val="20"/>
+      </w:rPr>
+    </w:lvl>
+  </w:abstractNum>
+  <w:abstractNum w:abstractNumId="24" w15:restartNumberingAfterBreak="0">
+    <w:nsid w:val="560C5EEA"/>
+    <w:multiLevelType w:val="multilevel"/>
+    <w:tmpl w:val="F81E3444"/>
+    <w:lvl w:ilvl="0">
+      <w:start w:val="1"/>
+      <w:numFmt w:val="bullet"/>
+      <w:lvlText w:val=""/>
+      <w:lvlJc w:val="left"/>
+      <w:pPr>
+        <w:tabs>
+          <w:tab w:val="num" w:pos="720"/>
+        </w:tabs>
+        <w:ind w:left="720" w:hanging="360"/>
+      </w:pPr>
+      <w:rPr>
+        <w:rFonts w:ascii="Symbol" w:hAnsi="Symbol" w:hint="default"/>
+        <w:sz w:val="20"/>
+      </w:rPr>
+    </w:lvl>
+    <w:lvl w:ilvl="1" w:tentative="1">
+      <w:start w:val="1"/>
+      <w:numFmt w:val="bullet"/>
+      <w:lvlText w:val="o"/>
+      <w:lvlJc w:val="left"/>
+      <w:pPr>
+        <w:tabs>
+          <w:tab w:val="num" w:pos="1440"/>
+        </w:tabs>
+        <w:ind w:left="1440" w:hanging="360"/>
+      </w:pPr>
+      <w:rPr>
+        <w:rFonts w:ascii="Courier New" w:hAnsi="Courier New" w:hint="default"/>
+        <w:sz w:val="20"/>
+      </w:rPr>
+    </w:lvl>
+    <w:lvl w:ilvl="2" w:tentative="1">
+      <w:start w:val="1"/>
+      <w:numFmt w:val="bullet"/>
+      <w:lvlText w:val=""/>
+      <w:lvlJc w:val="left"/>
+      <w:pPr>
+        <w:tabs>
+          <w:tab w:val="num" w:pos="2160"/>
+        </w:tabs>
+        <w:ind w:left="2160" w:hanging="360"/>
+      </w:pPr>
+      <w:rPr>
+        <w:rFonts w:ascii="Wingdings" w:hAnsi="Wingdings" w:hint="default"/>
+        <w:sz w:val="20"/>
+      </w:rPr>
+    </w:lvl>
+    <w:lvl w:ilvl="3" w:tentative="1">
+      <w:start w:val="1"/>
+      <w:numFmt w:val="bullet"/>
+      <w:lvlText w:val=""/>
+      <w:lvlJc w:val="left"/>
+      <w:pPr>
+        <w:tabs>
+          <w:tab w:val="num" w:pos="2880"/>
+        </w:tabs>
+        <w:ind w:left="2880" w:hanging="360"/>
+      </w:pPr>
+      <w:rPr>
+        <w:rFonts w:ascii="Wingdings" w:hAnsi="Wingdings" w:hint="default"/>
+        <w:sz w:val="20"/>
+      </w:rPr>
+    </w:lvl>
+    <w:lvl w:ilvl="4" w:tentative="1">
+      <w:start w:val="1"/>
+      <w:numFmt w:val="bullet"/>
+      <w:lvlText w:val=""/>
+      <w:lvlJc w:val="left"/>
+      <w:pPr>
+        <w:tabs>
+          <w:tab w:val="num" w:pos="3600"/>
+        </w:tabs>
+        <w:ind w:left="3600" w:hanging="360"/>
+      </w:pPr>
+      <w:rPr>
+        <w:rFonts w:ascii="Wingdings" w:hAnsi="Wingdings" w:hint="default"/>
+        <w:sz w:val="20"/>
+      </w:rPr>
+    </w:lvl>
+    <w:lvl w:ilvl="5" w:tentative="1">
+      <w:start w:val="1"/>
+      <w:numFmt w:val="bullet"/>
+      <w:lvlText w:val=""/>
+      <w:lvlJc w:val="left"/>
+      <w:pPr>
+        <w:tabs>
+          <w:tab w:val="num" w:pos="4320"/>
+        </w:tabs>
+        <w:ind w:left="4320" w:hanging="360"/>
+      </w:pPr>
+      <w:rPr>
+        <w:rFonts w:ascii="Wingdings" w:hAnsi="Wingdings" w:hint="default"/>
+        <w:sz w:val="20"/>
+      </w:rPr>
+    </w:lvl>
+    <w:lvl w:ilvl="6" w:tentative="1">
+      <w:start w:val="1"/>
+      <w:numFmt w:val="bullet"/>
+      <w:lvlText w:val=""/>
+      <w:lvlJc w:val="left"/>
+      <w:pPr>
+        <w:tabs>
+          <w:tab w:val="num" w:pos="5040"/>
+        </w:tabs>
+        <w:ind w:left="5040" w:hanging="360"/>
+      </w:pPr>
+      <w:rPr>
+        <w:rFonts w:ascii="Wingdings" w:hAnsi="Wingdings" w:hint="default"/>
+        <w:sz w:val="20"/>
+      </w:rPr>
+    </w:lvl>
+    <w:lvl w:ilvl="7" w:tentative="1">
+      <w:start w:val="1"/>
+      <w:numFmt w:val="bullet"/>
+      <w:lvlText w:val=""/>
+      <w:lvlJc w:val="left"/>
+      <w:pPr>
+        <w:tabs>
+          <w:tab w:val="num" w:pos="5760"/>
+        </w:tabs>
+        <w:ind w:left="5760" w:hanging="360"/>
+      </w:pPr>
+      <w:rPr>
+        <w:rFonts w:ascii="Wingdings" w:hAnsi="Wingdings" w:hint="default"/>
+        <w:sz w:val="20"/>
+      </w:rPr>
+    </w:lvl>
+    <w:lvl w:ilvl="8" w:tentative="1">
+      <w:start w:val="1"/>
+      <w:numFmt w:val="bullet"/>
+      <w:lvlText w:val=""/>
+      <w:lvlJc w:val="left"/>
+      <w:pPr>
+        <w:tabs>
+          <w:tab w:val="num" w:pos="6480"/>
+        </w:tabs>
+        <w:ind w:left="6480" w:hanging="360"/>
+      </w:pPr>
+      <w:rPr>
+        <w:rFonts w:ascii="Wingdings" w:hAnsi="Wingdings" w:hint="default"/>
+        <w:sz w:val="20"/>
+      </w:rPr>
+    </w:lvl>
+  </w:abstractNum>
+  <w:abstractNum w:abstractNumId="25" w15:restartNumberingAfterBreak="0">
     <w:nsid w:val="57494DB4"/>
     <w:multiLevelType w:val="multilevel"/>
     <w:tmpl w:val="92B014C6"/>
@@ -8777,7 +9451,7 @@
       </w:rPr>
     </w:lvl>
   </w:abstractNum>
-  <w:abstractNum w:abstractNumId="18" w15:restartNumberingAfterBreak="0">
+  <w:abstractNum w:abstractNumId="26" w15:restartNumberingAfterBreak="0">
     <w:nsid w:val="576B79FA"/>
     <w:multiLevelType w:val="multilevel"/>
     <w:tmpl w:val="76B6B2C4"/>
@@ -8926,7 +9600,7 @@
       </w:rPr>
     </w:lvl>
   </w:abstractNum>
-  <w:abstractNum w:abstractNumId="19" w15:restartNumberingAfterBreak="0">
+  <w:abstractNum w:abstractNumId="27" w15:restartNumberingAfterBreak="0">
     <w:nsid w:val="5AA41FFB"/>
     <w:multiLevelType w:val="multilevel"/>
     <w:tmpl w:val="4AD0A55A"/>
@@ -9071,7 +9745,7 @@
       </w:rPr>
     </w:lvl>
   </w:abstractNum>
-  <w:abstractNum w:abstractNumId="20" w15:restartNumberingAfterBreak="0">
+  <w:abstractNum w:abstractNumId="28" w15:restartNumberingAfterBreak="0">
     <w:nsid w:val="61607A8A"/>
     <w:multiLevelType w:val="multilevel"/>
     <w:tmpl w:val="B65C9C16"/>
@@ -9220,7 +9894,7 @@
       </w:rPr>
     </w:lvl>
   </w:abstractNum>
-  <w:abstractNum w:abstractNumId="21" w15:restartNumberingAfterBreak="0">
+  <w:abstractNum w:abstractNumId="29" w15:restartNumberingAfterBreak="0">
     <w:nsid w:val="61670A38"/>
     <w:multiLevelType w:val="multilevel"/>
     <w:tmpl w:val="795AE744"/>
@@ -9369,7 +10043,7 @@
       </w:rPr>
     </w:lvl>
   </w:abstractNum>
-  <w:abstractNum w:abstractNumId="22" w15:restartNumberingAfterBreak="0">
+  <w:abstractNum w:abstractNumId="30" w15:restartNumberingAfterBreak="0">
     <w:nsid w:val="690D6A87"/>
     <w:multiLevelType w:val="multilevel"/>
     <w:tmpl w:val="03D676FE"/>
@@ -9514,7 +10188,7 @@
       </w:rPr>
     </w:lvl>
   </w:abstractNum>
-  <w:abstractNum w:abstractNumId="23" w15:restartNumberingAfterBreak="0">
+  <w:abstractNum w:abstractNumId="31" w15:restartNumberingAfterBreak="0">
     <w:nsid w:val="6A9E7549"/>
     <w:multiLevelType w:val="multilevel"/>
     <w:tmpl w:val="85BE3BF8"/>
@@ -9659,7 +10333,7 @@
       </w:rPr>
     </w:lvl>
   </w:abstractNum>
-  <w:abstractNum w:abstractNumId="24" w15:restartNumberingAfterBreak="0">
+  <w:abstractNum w:abstractNumId="32" w15:restartNumberingAfterBreak="0">
     <w:nsid w:val="79870A90"/>
     <w:multiLevelType w:val="multilevel"/>
     <w:tmpl w:val="DD606DBC"/>
@@ -9804,7 +10478,7 @@
       </w:rPr>
     </w:lvl>
   </w:abstractNum>
-  <w:abstractNum w:abstractNumId="25" w15:restartNumberingAfterBreak="0">
+  <w:abstractNum w:abstractNumId="33" w15:restartNumberingAfterBreak="0">
     <w:nsid w:val="7B1A7A56"/>
     <w:multiLevelType w:val="multilevel"/>
     <w:tmpl w:val="2AA421C6"/>
@@ -9957,19 +10631,19 @@
     <w:abstractNumId w:val="1"/>
   </w:num>
   <w:num w:numId="2" w16cid:durableId="601717912">
-    <w:abstractNumId w:val="4"/>
+    <w:abstractNumId w:val="6"/>
   </w:num>
   <w:num w:numId="3" w16cid:durableId="395278787">
-    <w:abstractNumId w:val="6"/>
+    <w:abstractNumId w:val="8"/>
   </w:num>
   <w:num w:numId="4" w16cid:durableId="876544341">
-    <w:abstractNumId w:val="24"/>
+    <w:abstractNumId w:val="32"/>
   </w:num>
   <w:num w:numId="5" w16cid:durableId="1887062269">
-    <w:abstractNumId w:val="14"/>
+    <w:abstractNumId w:val="20"/>
   </w:num>
   <w:num w:numId="6" w16cid:durableId="961108420">
-    <w:abstractNumId w:val="16"/>
+    <w:abstractNumId w:val="22"/>
   </w:num>
   <w:num w:numId="7" w16cid:durableId="1268350183">
     <w:abstractNumId w:val="2"/>
@@ -9978,58 +10652,82 @@
     <w:abstractNumId w:val="0"/>
   </w:num>
   <w:num w:numId="9" w16cid:durableId="1657414596">
-    <w:abstractNumId w:val="8"/>
+    <w:abstractNumId w:val="11"/>
   </w:num>
   <w:num w:numId="10" w16cid:durableId="704258642">
+    <w:abstractNumId w:val="25"/>
+  </w:num>
+  <w:num w:numId="11" w16cid:durableId="2065792569">
+    <w:abstractNumId w:val="33"/>
+  </w:num>
+  <w:num w:numId="12" w16cid:durableId="648100722">
+    <w:abstractNumId w:val="9"/>
+  </w:num>
+  <w:num w:numId="13" w16cid:durableId="1944066124">
+    <w:abstractNumId w:val="18"/>
+  </w:num>
+  <w:num w:numId="14" w16cid:durableId="1291008216">
+    <w:abstractNumId w:val="21"/>
+  </w:num>
+  <w:num w:numId="15" w16cid:durableId="366686315">
+    <w:abstractNumId w:val="31"/>
+  </w:num>
+  <w:num w:numId="16" w16cid:durableId="1927614492">
+    <w:abstractNumId w:val="12"/>
+  </w:num>
+  <w:num w:numId="17" w16cid:durableId="1409226862">
+    <w:abstractNumId w:val="14"/>
+  </w:num>
+  <w:num w:numId="18" w16cid:durableId="1982035597">
+    <w:abstractNumId w:val="27"/>
+  </w:num>
+  <w:num w:numId="19" w16cid:durableId="1785810040">
+    <w:abstractNumId w:val="29"/>
+  </w:num>
+  <w:num w:numId="20" w16cid:durableId="1019357317">
+    <w:abstractNumId w:val="7"/>
+  </w:num>
+  <w:num w:numId="21" w16cid:durableId="756636758">
+    <w:abstractNumId w:val="5"/>
+  </w:num>
+  <w:num w:numId="22" w16cid:durableId="1099066390">
     <w:abstractNumId w:val="17"/>
   </w:num>
-  <w:num w:numId="11" w16cid:durableId="2065792569">
-    <w:abstractNumId w:val="25"/>
+  <w:num w:numId="23" w16cid:durableId="1132791362">
+    <w:abstractNumId w:val="28"/>
   </w:num>
-  <w:num w:numId="12" w16cid:durableId="648100722">
-    <w:abstractNumId w:val="7"/>
+  <w:num w:numId="24" w16cid:durableId="838927105">
+    <w:abstractNumId w:val="16"/>
   </w:num>
-  <w:num w:numId="13" w16cid:durableId="1944066124">
+  <w:num w:numId="25" w16cid:durableId="1085569431">
+    <w:abstractNumId w:val="30"/>
+  </w:num>
+  <w:num w:numId="26" w16cid:durableId="1350138980">
+    <w:abstractNumId w:val="26"/>
+  </w:num>
+  <w:num w:numId="27" w16cid:durableId="596448193">
+    <w:abstractNumId w:val="15"/>
+  </w:num>
+  <w:num w:numId="28" w16cid:durableId="318116533">
+    <w:abstractNumId w:val="3"/>
+  </w:num>
+  <w:num w:numId="29" w16cid:durableId="1452894010">
+    <w:abstractNumId w:val="23"/>
+  </w:num>
+  <w:num w:numId="30" w16cid:durableId="1279489900">
+    <w:abstractNumId w:val="24"/>
+  </w:num>
+  <w:num w:numId="31" w16cid:durableId="329259888">
+    <w:abstractNumId w:val="10"/>
+  </w:num>
+  <w:num w:numId="32" w16cid:durableId="478618608">
+    <w:abstractNumId w:val="19"/>
+  </w:num>
+  <w:num w:numId="33" w16cid:durableId="1882859709">
     <w:abstractNumId w:val="13"/>
   </w:num>
-  <w:num w:numId="14" w16cid:durableId="1291008216">
-    <w:abstractNumId w:val="15"/>
-  </w:num>
-  <w:num w:numId="15" w16cid:durableId="366686315">
-    <w:abstractNumId w:val="23"/>
-  </w:num>
-  <w:num w:numId="16" w16cid:durableId="1927614492">
-    <w:abstractNumId w:val="9"/>
-  </w:num>
-  <w:num w:numId="17" w16cid:durableId="1409226862">
-    <w:abstractNumId w:val="10"/>
-  </w:num>
-  <w:num w:numId="18" w16cid:durableId="1982035597">
-    <w:abstractNumId w:val="19"/>
-  </w:num>
-  <w:num w:numId="19" w16cid:durableId="1785810040">
-    <w:abstractNumId w:val="21"/>
-  </w:num>
-  <w:num w:numId="20" w16cid:durableId="1019357317">
-    <w:abstractNumId w:val="5"/>
-  </w:num>
-  <w:num w:numId="21" w16cid:durableId="756636758">
-    <w:abstractNumId w:val="3"/>
-  </w:num>
-  <w:num w:numId="22" w16cid:durableId="1099066390">
-    <w:abstractNumId w:val="12"/>
-  </w:num>
-  <w:num w:numId="23" w16cid:durableId="1132791362">
-    <w:abstractNumId w:val="20"/>
-  </w:num>
-  <w:num w:numId="24" w16cid:durableId="838927105">
-    <w:abstractNumId w:val="11"/>
-  </w:num>
-  <w:num w:numId="25" w16cid:durableId="1085569431">
-    <w:abstractNumId w:val="22"/>
-  </w:num>
-  <w:num w:numId="26" w16cid:durableId="1350138980">
-    <w:abstractNumId w:val="18"/>
+  <w:num w:numId="34" w16cid:durableId="294793577">
+    <w:abstractNumId w:val="4"/>
   </w:num>
 </w:numbering>
 </file>
